--- a/resumes/middleware_resume.docx
+++ b/resumes/middleware_resume.docx
@@ -36,6 +36,23 @@
       <w:r>
         <w:rPr>
           <w:rFonts w:ascii="Aptos Display" w:hAnsi="Aptos Display"/>
+          <w:w w:val="105"/>
+          <w:sz w:val="28"/>
+        </w:rPr>
+        <w:t>Park</w:t>
+      </w:r>
+      <w:r>
+        <w:rPr>
+          <w:rFonts w:ascii="Aptos Display" w:hAnsi="Aptos Display"/>
+          <w:spacing w:val="3"/>
+          <w:w w:val="105"/>
+          <w:sz w:val="28"/>
+        </w:rPr>
+        <w:t xml:space="preserve"> </w:t>
+      </w:r>
+      <w:r>
+        <w:rPr>
+          <w:rFonts w:ascii="Aptos Display" w:hAnsi="Aptos Display"/>
           <w:b/>
           <w:spacing w:val="-4"/>
           <w:w w:val="105"/>
@@ -113,53 +130,13 @@
         </w:rPr>
         <w:t xml:space="preserve"> </w:t>
       </w:r>
-      <w:hyperlink r:id="rId8" w:history="1">
+      <w:hyperlink r:id="rId8">
         <w:r>
           <w:rPr>
-            <w:rStyle w:val="Hyperlink"/>
-          </w:rPr>
-          <w:t>compute456</w:t>
-        </w:r>
-        <w:r>
-          <w:rPr>
-            <w:rStyle w:val="Hyperlink"/>
             <w:rFonts w:ascii="Aptos Display" w:hAnsi="Aptos Display"/>
             <w:w w:val="105"/>
           </w:rPr>
-          <w:t>@outlook.com</w:t>
-        </w:r>
-      </w:hyperlink>
-      <w:r>
-        <w:rPr>
-          <w:rFonts w:ascii="Aptos Display" w:hAnsi="Aptos Display" w:cs="Times New Roman"/>
-          <w:spacing w:val="47"/>
-          <w:w w:val="105"/>
-        </w:rPr>
-        <w:t xml:space="preserve"> </w:t>
-      </w:r>
-      <w:r>
-        <w:rPr>
-          <w:rFonts w:ascii="Aptos Display" w:hAnsi="Aptos Display" w:cs="Times New Roman"/>
-          <w:w w:val="105"/>
-        </w:rPr>
-        <w:t>•</w:t>
-      </w:r>
-      <w:r>
-        <w:rPr>
-          <w:rFonts w:ascii="Aptos Display" w:hAnsi="Aptos Display" w:cs="Times New Roman"/>
-          <w:spacing w:val="46"/>
-          <w:w w:val="105"/>
-        </w:rPr>
-        <w:t xml:space="preserve"> </w:t>
-      </w:r>
-      <w:hyperlink r:id="rId9" w:history="1">
-        <w:r>
-          <w:rPr>
-            <w:rStyle w:val="Hyperlink"/>
-            <w:rFonts w:ascii="Aptos Display" w:hAnsi="Aptos Display" w:cs="Times New Roman"/>
-            <w:w w:val="105"/>
-          </w:rPr>
-          <w:t>https://david.simplifai.team</w:t>
+          <w:t>david_1428@outlook.com</w:t>
         </w:r>
       </w:hyperlink>
       <w:r>
@@ -375,28 +352,6 @@
     </w:p>
     <w:p>
       <w:pPr>
-        <w:ind w:left="331"/>
-        <w:rPr>
-          <w:rFonts w:ascii="Aptos Display" w:hAnsi="Aptos Display"/>
-          <w:spacing w:val="-4"/>
-          <w:w w:val="105"/>
-          <w:sz w:val="26"/>
-          <w:szCs w:val="26"/>
-        </w:rPr>
-      </w:pPr>
-      <w:r>
-        <w:rPr>
-          <w:rFonts w:ascii="Aptos Display" w:hAnsi="Aptos Display"/>
-          <w:spacing w:val="-4"/>
-          <w:w w:val="105"/>
-          <w:sz w:val="26"/>
-          <w:szCs w:val="26"/>
-        </w:rPr>
-        <w:t>Industry / Client Focus: Small business platforms, automation, database-backed applications</w:t>
-      </w:r>
-    </w:p>
-    <w:p>
-      <w:pPr>
         <w:pStyle w:val="Heading3"/>
       </w:pPr>
       <w:r>
@@ -406,7 +361,10 @@
         <w:t xml:space="preserve">2024 – </w:t>
       </w:r>
       <w:r>
-        <w:t>current</w:t>
+        <w:t>01/</w:t>
+      </w:r>
+      <w:r>
+        <w:t>2026</w:t>
       </w:r>
     </w:p>
     <w:p>
@@ -497,61 +455,6 @@
     </w:p>
     <w:p>
       <w:pPr>
-        <w:keepNext/>
-        <w:keepLines/>
-        <w:widowControl/>
-        <w:ind w:left="331"/>
-        <w:rPr>
-          <w:rFonts w:ascii="Aptos Display" w:hAnsi="Aptos Display"/>
-          <w:spacing w:val="-4"/>
-          <w:w w:val="105"/>
-          <w:sz w:val="26"/>
-          <w:szCs w:val="26"/>
-        </w:rPr>
-      </w:pPr>
-      <w:r>
-        <w:rPr>
-          <w:rFonts w:ascii="Aptos Display" w:hAnsi="Aptos Display"/>
-          <w:spacing w:val="-4"/>
-          <w:w w:val="105"/>
-          <w:sz w:val="26"/>
-          <w:szCs w:val="26"/>
-        </w:rPr>
-        <w:t xml:space="preserve">Industry / Client Focus: </w:t>
-      </w:r>
-      <w:r>
-        <w:rPr>
-          <w:rFonts w:ascii="Aptos Display" w:hAnsi="Aptos Display"/>
-          <w:spacing w:val="-4"/>
-          <w:w w:val="105"/>
-          <w:sz w:val="26"/>
-          <w:szCs w:val="26"/>
-        </w:rPr>
-        <w:t>Oil &amp; Gas, p</w:t>
-      </w:r>
-      <w:r>
-        <w:rPr>
-          <w:rFonts w:ascii="Aptos Display" w:hAnsi="Aptos Display" w:cs="Times New Roman"/>
-          <w:spacing w:val="-4"/>
-          <w:w w:val="105"/>
-          <w:sz w:val="26"/>
-          <w:szCs w:val="26"/>
-        </w:rPr>
-        <w:t>rovides professional services for energy infrastruct</w:t>
-      </w:r>
-      <w:r>
-        <w:rPr>
-          <w:rFonts w:ascii="Aptos Display" w:hAnsi="Aptos Display"/>
-          <w:spacing w:val="-4"/>
-          <w:w w:val="105"/>
-          <w:sz w:val="26"/>
-          <w:szCs w:val="26"/>
-        </w:rPr>
-        <w:t>ure</w:t>
-      </w:r>
-    </w:p>
-    <w:p>
-      <w:pPr>
         <w:pStyle w:val="Heading3"/>
       </w:pPr>
       <w:r>
@@ -694,48 +597,16 @@
           <w:sz w:val="24"/>
           <w:szCs w:val="24"/>
         </w:rPr>
+        <w:t>Supported integration workflows and data pipelines across distributed systems and enterprise applications.</w:t>
+      </w:r>
+    </w:p>
+    <w:p>
+      <w:pPr>
+        <w:pStyle w:val="Heading2"/>
+      </w:pPr>
+      <w:r>
         <w:lastRenderedPageBreak/>
-        <w:t>Supported integration workflows and data pipelines across distributed systems and enterprise applications.</w:t>
-      </w:r>
-    </w:p>
-    <w:p>
-      <w:pPr>
-        <w:pStyle w:val="Heading2"/>
-      </w:pPr>
-      <w:r>
-        <w:t>Independent Consultant</w:t>
-      </w:r>
-    </w:p>
-    <w:p>
-      <w:pPr>
-        <w:ind w:left="331"/>
-        <w:rPr>
-          <w:rFonts w:ascii="Aptos Display" w:hAnsi="Aptos Display"/>
-          <w:spacing w:val="-4"/>
-          <w:w w:val="105"/>
-          <w:sz w:val="26"/>
-          <w:szCs w:val="26"/>
-        </w:rPr>
-      </w:pPr>
-      <w:r>
-        <w:rPr>
-          <w:rFonts w:ascii="Aptos Display" w:hAnsi="Aptos Display"/>
-          <w:spacing w:val="-4"/>
-          <w:w w:val="105"/>
-          <w:sz w:val="26"/>
-          <w:szCs w:val="26"/>
-        </w:rPr>
-        <w:t xml:space="preserve">Industry / Client Focus: </w:t>
-      </w:r>
-      <w:r>
-        <w:rPr>
-          <w:rFonts w:ascii="Aptos Display" w:hAnsi="Aptos Display"/>
-          <w:spacing w:val="-4"/>
-          <w:w w:val="105"/>
-          <w:sz w:val="26"/>
-          <w:szCs w:val="26"/>
-        </w:rPr>
-        <w:t>legacy modernization enterprise applications</w:t>
+        <w:t>Planned Career Sabbatical &amp; Independent Technical Projects</w:t>
       </w:r>
     </w:p>
     <w:p>
@@ -743,16 +614,7 @@
         <w:pStyle w:val="Heading3"/>
       </w:pPr>
       <w:r>
-        <w:t>03/</w:t>
-      </w:r>
-      <w:r>
-        <w:t xml:space="preserve">2014 – </w:t>
-      </w:r>
-      <w:r>
-        <w:t>08/</w:t>
-      </w:r>
-      <w:r>
-        <w:t>2015</w:t>
+        <w:t>03/2014 – 08/2015</w:t>
       </w:r>
     </w:p>
     <w:p>
@@ -770,7 +632,7 @@
         <w:rPr>
           <w:rFonts w:ascii="Aptos Display" w:hAnsi="Aptos Display"/>
         </w:rPr>
-        <w:t>Delivered custom .NET/MVC and browser-based applications using HTML5, CSS3, JavaScript, and SQL-backed application patterns.</w:t>
+        <w:t xml:space="preserve">Took an intentional career break while continuing hands-on technical work and professional development. </w:t>
       </w:r>
     </w:p>
     <w:p>
@@ -788,7 +650,7 @@
         <w:rPr>
           <w:rFonts w:ascii="Aptos Display" w:hAnsi="Aptos Display"/>
         </w:rPr>
-        <w:t>Built responsive UI, database-driven workflows, reporting views, and analytics outputs for small business and enterprise use cases.</w:t>
+        <w:t>Built .NET/MVC and browser-based applications using HTML5, CSS3, JavaScript, and SQL-backed application architecture.</w:t>
       </w:r>
     </w:p>
     <w:p>
@@ -806,1134 +668,798 @@
         <w:rPr>
           <w:rFonts w:ascii="Aptos Display" w:hAnsi="Aptos Display"/>
         </w:rPr>
-        <w:t>Supported legacy modernization by integrating older systems with web applications, relational databases, APIs, and middleware-style data flows.</w:t>
-      </w:r>
-    </w:p>
-    <w:p>
-      <w:pPr>
-        <w:keepNext/>
-        <w:keepLines/>
-        <w:widowControl/>
-        <w:autoSpaceDE/>
-        <w:autoSpaceDN/>
-        <w:ind w:left="331" w:right="677"/>
-        <w:outlineLvl w:val="1"/>
-        <w:rPr>
-          <w:rFonts w:ascii="Aptos Display" w:hAnsi="Aptos Display"/>
-          <w:b/>
-          <w:spacing w:val="-4"/>
-          <w:w w:val="105"/>
-          <w:sz w:val="26"/>
-          <w:szCs w:val="26"/>
-        </w:rPr>
-      </w:pPr>
-    </w:p>
-    <w:p>
-      <w:pPr>
-        <w:keepNext/>
-        <w:keepLines/>
-        <w:widowControl/>
-        <w:autoSpaceDE/>
-        <w:autoSpaceDN/>
-        <w:ind w:left="331" w:right="677"/>
-        <w:outlineLvl w:val="1"/>
-        <w:rPr>
-          <w:rFonts w:ascii="Aptos Display" w:hAnsi="Aptos Display"/>
-          <w:b/>
-          <w:spacing w:val="-4"/>
-          <w:w w:val="105"/>
-          <w:sz w:val="26"/>
-          <w:szCs w:val="26"/>
-        </w:rPr>
-      </w:pPr>
-    </w:p>
-    <w:p>
-      <w:pPr>
-        <w:keepNext/>
-        <w:keepLines/>
-        <w:widowControl/>
-        <w:autoSpaceDE/>
-        <w:autoSpaceDN/>
-        <w:ind w:left="331" w:right="677"/>
-        <w:outlineLvl w:val="1"/>
-        <w:rPr>
-          <w:rFonts w:ascii="Aptos Display" w:hAnsi="Aptos Display"/>
-          <w:b/>
-          <w:spacing w:val="-4"/>
-          <w:w w:val="105"/>
-          <w:sz w:val="26"/>
-          <w:szCs w:val="26"/>
-        </w:rPr>
-      </w:pPr>
-      <w:r>
-        <w:rPr>
-          <w:rFonts w:ascii="Aptos Display" w:hAnsi="Aptos Display"/>
-          <w:b/>
-          <w:spacing w:val="-4"/>
-          <w:w w:val="105"/>
-          <w:sz w:val="26"/>
-          <w:szCs w:val="26"/>
-        </w:rPr>
-        <w:t>Steton Technology Group — Lead Architect</w:t>
-      </w:r>
-    </w:p>
-    <w:p>
-      <w:pPr>
-        <w:ind w:left="331"/>
-        <w:rPr>
-          <w:rFonts w:ascii="Aptos Display" w:hAnsi="Aptos Display"/>
-          <w:spacing w:val="-4"/>
-          <w:w w:val="105"/>
-          <w:sz w:val="26"/>
-          <w:szCs w:val="26"/>
-        </w:rPr>
-      </w:pPr>
-      <w:r>
-        <w:rPr>
-          <w:rFonts w:ascii="Aptos Display" w:hAnsi="Aptos Display"/>
-          <w:spacing w:val="-4"/>
-          <w:w w:val="105"/>
-          <w:sz w:val="26"/>
-          <w:szCs w:val="26"/>
-        </w:rPr>
-        <w:t xml:space="preserve">Industry / Client Focus: </w:t>
-      </w:r>
-      <w:r>
-        <w:rPr>
-          <w:rFonts w:ascii="Aptos Display" w:hAnsi="Aptos Display"/>
-          <w:spacing w:val="-4"/>
-          <w:w w:val="105"/>
-          <w:sz w:val="26"/>
-          <w:szCs w:val="26"/>
-        </w:rPr>
-        <w:t>Food &amp; Hospitality, SaaS platforms, mobile data collection</w:t>
-      </w:r>
-    </w:p>
-    <w:p>
-      <w:pPr>
-        <w:keepNext/>
-        <w:keepLines/>
-        <w:widowControl/>
-        <w:autoSpaceDE/>
-        <w:autoSpaceDN/>
-        <w:spacing w:after="160"/>
-        <w:ind w:left="331" w:right="677"/>
-        <w:rPr>
-          <w:rFonts w:ascii="Aptos Display" w:eastAsia="Times New Roman" w:hAnsi="Aptos Display" w:cs="Times New Roman"/>
-          <w:sz w:val="24"/>
-          <w:szCs w:val="24"/>
-        </w:rPr>
-      </w:pPr>
-      <w:r>
-        <w:rPr>
-          <w:rFonts w:ascii="Aptos Display" w:eastAsia="Times New Roman" w:hAnsi="Aptos Display" w:cs="Times New Roman"/>
-          <w:sz w:val="24"/>
-          <w:szCs w:val="24"/>
-        </w:rPr>
-        <w:t>01/</w:t>
-      </w:r>
-      <w:r>
-        <w:rPr>
-          <w:rFonts w:ascii="Aptos Display" w:eastAsia="Times New Roman" w:hAnsi="Aptos Display" w:cs="Times New Roman"/>
-          <w:sz w:val="24"/>
-          <w:szCs w:val="24"/>
-        </w:rPr>
-        <w:t>200</w:t>
-      </w:r>
-      <w:r>
-        <w:rPr>
-          <w:rFonts w:ascii="Aptos Display" w:eastAsia="Times New Roman" w:hAnsi="Aptos Display" w:cs="Times New Roman"/>
-          <w:sz w:val="24"/>
-          <w:szCs w:val="24"/>
-        </w:rPr>
-        <w:t>4</w:t>
-      </w:r>
-      <w:r>
-        <w:rPr>
-          <w:rFonts w:ascii="Aptos Display" w:eastAsia="Times New Roman" w:hAnsi="Aptos Display" w:cs="Times New Roman"/>
-          <w:sz w:val="24"/>
-          <w:szCs w:val="24"/>
-        </w:rPr>
-        <w:t xml:space="preserve"> – </w:t>
-      </w:r>
-      <w:r>
-        <w:rPr>
-          <w:rFonts w:ascii="Aptos Display" w:eastAsia="Times New Roman" w:hAnsi="Aptos Display" w:cs="Times New Roman"/>
-          <w:sz w:val="24"/>
-          <w:szCs w:val="24"/>
-        </w:rPr>
-        <w:t>03/</w:t>
-      </w:r>
-      <w:r>
-        <w:rPr>
-          <w:rFonts w:ascii="Aptos Display" w:eastAsia="Times New Roman" w:hAnsi="Aptos Display" w:cs="Times New Roman"/>
-          <w:sz w:val="24"/>
-          <w:szCs w:val="24"/>
-        </w:rPr>
-        <w:t>201</w:t>
-      </w:r>
-      <w:r>
-        <w:rPr>
-          <w:rFonts w:ascii="Aptos Display" w:eastAsia="Times New Roman" w:hAnsi="Aptos Display" w:cs="Times New Roman"/>
-          <w:sz w:val="24"/>
-          <w:szCs w:val="24"/>
-        </w:rPr>
-        <w:t>4</w:t>
-      </w:r>
-    </w:p>
-    <w:p>
-      <w:pPr>
-        <w:widowControl/>
+        <w:t xml:space="preserve">Developed responsive user interfaces, database-driven workflows, reporting views, and analytics outputs. </w:t>
+      </w:r>
+    </w:p>
+    <w:p>
+      <w:pPr>
+        <w:pStyle w:val="BulletedList"/>
         <w:numPr>
           <w:ilvl w:val="0"/>
           <w:numId w:val="2"/>
         </w:numPr>
+        <w:rPr>
+          <w:rFonts w:ascii="Aptos Display" w:hAnsi="Aptos Display"/>
+        </w:rPr>
+      </w:pPr>
+      <w:r>
+        <w:rPr>
+          <w:rFonts w:ascii="Aptos Display" w:hAnsi="Aptos Display"/>
+        </w:rPr>
+        <w:t>Explored legacy-modernization approaches using web applications, relational databases, APIs, and integration patterns.</w:t>
+      </w:r>
+    </w:p>
+    <w:p>
+      <w:pPr>
+        <w:keepNext/>
+        <w:keepLines/>
+        <w:widowControl/>
+        <w:autoSpaceDE/>
+        <w:autoSpaceDN/>
+        <w:ind w:left="331" w:right="677"/>
+        <w:outlineLvl w:val="1"/>
+        <w:rPr>
+          <w:rFonts w:ascii="Aptos Display" w:hAnsi="Aptos Display"/>
+          <w:b/>
+          <w:spacing w:val="-4"/>
+          <w:w w:val="105"/>
+          <w:sz w:val="26"/>
+          <w:szCs w:val="26"/>
+        </w:rPr>
+      </w:pPr>
+    </w:p>
+    <w:p>
+      <w:pPr>
+        <w:keepNext/>
+        <w:keepLines/>
+        <w:widowControl/>
+        <w:autoSpaceDE/>
+        <w:autoSpaceDN/>
+        <w:ind w:left="331" w:right="677"/>
+        <w:outlineLvl w:val="1"/>
+        <w:rPr>
+          <w:rFonts w:ascii="Aptos Display" w:hAnsi="Aptos Display"/>
+          <w:b/>
+          <w:spacing w:val="-4"/>
+          <w:w w:val="105"/>
+          <w:sz w:val="26"/>
+          <w:szCs w:val="26"/>
+        </w:rPr>
+      </w:pPr>
+      <w:r>
+        <w:rPr>
+          <w:rFonts w:ascii="Aptos Display" w:hAnsi="Aptos Display"/>
+          <w:b/>
+          <w:spacing w:val="-4"/>
+          <w:w w:val="105"/>
+          <w:sz w:val="26"/>
+          <w:szCs w:val="26"/>
+        </w:rPr>
+        <w:t>Steton Technology Group — Lead Architect</w:t>
+      </w:r>
+    </w:p>
+    <w:p>
+      <w:pPr>
+        <w:keepNext/>
+        <w:keepLines/>
+        <w:widowControl/>
         <w:autoSpaceDE/>
         <w:autoSpaceDN/>
         <w:spacing w:after="160"/>
-        <w:ind w:left="994" w:right="677"/>
-        <w:rPr>
-          <w:rFonts w:ascii="Aptos Display" w:eastAsia="Times New Roman" w:hAnsi="Aptos Display" w:cs="Times New Roman"/>
-          <w:sz w:val="24"/>
-          <w:szCs w:val="24"/>
-        </w:rPr>
-      </w:pPr>
-      <w:r>
-        <w:rPr>
-          <w:rFonts w:ascii="Aptos Display" w:eastAsia="Times New Roman" w:hAnsi="Aptos Display" w:cs="Times New Roman"/>
-          <w:sz w:val="24"/>
-          <w:szCs w:val="24"/>
-        </w:rPr>
-        <w:t xml:space="preserve">Led development and operation of a </w:t>
-      </w:r>
-      <w:r>
-        <w:rPr>
-          <w:rFonts w:ascii="Aptos Display" w:eastAsia="Times New Roman" w:hAnsi="Aptos Display" w:cs="Times New Roman"/>
-          <w:sz w:val="24"/>
-          <w:szCs w:val="24"/>
-        </w:rPr>
-        <w:t xml:space="preserve">QA auditing </w:t>
-      </w:r>
-      <w:r>
-        <w:rPr>
-          <w:rFonts w:ascii="Aptos Display" w:eastAsia="Times New Roman" w:hAnsi="Aptos Display" w:cs="Times New Roman"/>
-          <w:sz w:val="24"/>
-          <w:szCs w:val="24"/>
-        </w:rPr>
-        <w:t xml:space="preserve">SaaS </w:t>
-      </w:r>
-      <w:r>
-        <w:rPr>
-          <w:rFonts w:ascii="Aptos Display" w:eastAsia="Times New Roman" w:hAnsi="Aptos Display" w:cs="Times New Roman"/>
-          <w:sz w:val="24"/>
-          <w:szCs w:val="24"/>
-        </w:rPr>
-        <w:t xml:space="preserve">solution </w:t>
-      </w:r>
-      <w:r>
-        <w:rPr>
-          <w:rFonts w:ascii="Aptos Display" w:eastAsia="Times New Roman" w:hAnsi="Aptos Display" w:cs="Times New Roman"/>
-          <w:sz w:val="24"/>
-          <w:szCs w:val="24"/>
-        </w:rPr>
-        <w:t>supporting thousands of</w:t>
-      </w:r>
-      <w:r>
-        <w:rPr>
-          <w:rFonts w:ascii="Aptos Display" w:eastAsia="Times New Roman" w:hAnsi="Aptos Display" w:cs="Times New Roman"/>
-          <w:sz w:val="24"/>
-          <w:szCs w:val="24"/>
-        </w:rPr>
-        <w:t xml:space="preserve"> enterprise</w:t>
-      </w:r>
-      <w:r>
-        <w:rPr>
-          <w:rFonts w:ascii="Aptos Display" w:eastAsia="Times New Roman" w:hAnsi="Aptos Display" w:cs="Times New Roman"/>
-          <w:sz w:val="24"/>
-          <w:szCs w:val="24"/>
-        </w:rPr>
-        <w:t xml:space="preserve"> users</w:t>
-      </w:r>
-      <w:r>
-        <w:rPr>
-          <w:rFonts w:ascii="Aptos Display" w:eastAsia="Times New Roman" w:hAnsi="Aptos Display" w:cs="Times New Roman"/>
-          <w:sz w:val="24"/>
-          <w:szCs w:val="24"/>
-        </w:rPr>
-        <w:t xml:space="preserve"> for companies including WinCo Foods.</w:t>
-      </w:r>
-    </w:p>
-    <w:p>
-      <w:pPr>
-        <w:widowControl/>
+        <w:ind w:left="331" w:right="677"/>
+        <w:rPr>
+          <w:rFonts w:ascii="Aptos Display" w:eastAsia="Times New Roman" w:hAnsi="Aptos Display" w:cs="Times New Roman"/>
+          <w:sz w:val="24"/>
+          <w:szCs w:val="24"/>
+        </w:rPr>
+      </w:pPr>
+      <w:r>
+        <w:rPr>
+          <w:rFonts w:ascii="Aptos Display" w:eastAsia="Times New Roman" w:hAnsi="Aptos Display" w:cs="Times New Roman"/>
+          <w:sz w:val="24"/>
+          <w:szCs w:val="24"/>
+        </w:rPr>
+        <w:t>01/</w:t>
+      </w:r>
+      <w:r>
+        <w:rPr>
+          <w:rFonts w:ascii="Aptos Display" w:eastAsia="Times New Roman" w:hAnsi="Aptos Display" w:cs="Times New Roman"/>
+          <w:sz w:val="24"/>
+          <w:szCs w:val="24"/>
+        </w:rPr>
+        <w:t>200</w:t>
+      </w:r>
+      <w:r>
+        <w:rPr>
+          <w:rFonts w:ascii="Aptos Display" w:eastAsia="Times New Roman" w:hAnsi="Aptos Display" w:cs="Times New Roman"/>
+          <w:sz w:val="24"/>
+          <w:szCs w:val="24"/>
+        </w:rPr>
+        <w:t>4</w:t>
+      </w:r>
+      <w:r>
+        <w:rPr>
+          <w:rFonts w:ascii="Aptos Display" w:eastAsia="Times New Roman" w:hAnsi="Aptos Display" w:cs="Times New Roman"/>
+          <w:sz w:val="24"/>
+          <w:szCs w:val="24"/>
+        </w:rPr>
+        <w:t xml:space="preserve"> – </w:t>
+      </w:r>
+      <w:r>
+        <w:rPr>
+          <w:rFonts w:ascii="Aptos Display" w:eastAsia="Times New Roman" w:hAnsi="Aptos Display" w:cs="Times New Roman"/>
+          <w:sz w:val="24"/>
+          <w:szCs w:val="24"/>
+        </w:rPr>
+        <w:t>03/</w:t>
+      </w:r>
+      <w:r>
+        <w:rPr>
+          <w:rFonts w:ascii="Aptos Display" w:eastAsia="Times New Roman" w:hAnsi="Aptos Display" w:cs="Times New Roman"/>
+          <w:sz w:val="24"/>
+          <w:szCs w:val="24"/>
+        </w:rPr>
+        <w:t>201</w:t>
+      </w:r>
+      <w:r>
+        <w:rPr>
+          <w:rFonts w:ascii="Aptos Display" w:eastAsia="Times New Roman" w:hAnsi="Aptos Display" w:cs="Times New Roman"/>
+          <w:sz w:val="24"/>
+          <w:szCs w:val="24"/>
+        </w:rPr>
+        <w:t>4</w:t>
+      </w:r>
+    </w:p>
+    <w:p>
+      <w:pPr>
+        <w:pStyle w:val="BulletedList"/>
         <w:numPr>
           <w:ilvl w:val="0"/>
           <w:numId w:val="2"/>
         </w:numPr>
-        <w:autoSpaceDE/>
-        <w:autoSpaceDN/>
-        <w:spacing w:after="160"/>
-        <w:ind w:left="994" w:right="677"/>
-        <w:rPr>
-          <w:rFonts w:ascii="Aptos Display" w:eastAsia="Times New Roman" w:hAnsi="Aptos Display" w:cs="Times New Roman"/>
-          <w:sz w:val="24"/>
-          <w:szCs w:val="24"/>
-        </w:rPr>
-      </w:pPr>
-      <w:r>
-        <w:rPr>
-          <w:rFonts w:ascii="Aptos Display" w:eastAsia="Times New Roman" w:hAnsi="Aptos Display" w:cs="Times New Roman"/>
-          <w:sz w:val="24"/>
-          <w:szCs w:val="24"/>
-        </w:rPr>
-        <w:t>Designed and implemented a database-driven analytics layer using views to support reporting and BI workloads without impacting transactional systems.</w:t>
-      </w:r>
-    </w:p>
-    <w:p>
-      <w:pPr>
-        <w:widowControl/>
+        <w:rPr>
+          <w:rFonts w:ascii="Aptos Display" w:hAnsi="Aptos Display"/>
+        </w:rPr>
+      </w:pPr>
+      <w:r>
+        <w:rPr>
+          <w:rFonts w:ascii="Aptos Display" w:hAnsi="Aptos Display"/>
+        </w:rPr>
+        <w:t xml:space="preserve">Led development and operation of a </w:t>
+      </w:r>
+      <w:r>
+        <w:rPr>
+          <w:rFonts w:ascii="Aptos Display" w:hAnsi="Aptos Display"/>
+        </w:rPr>
+        <w:t xml:space="preserve">QA auditing </w:t>
+      </w:r>
+      <w:r>
+        <w:rPr>
+          <w:rFonts w:ascii="Aptos Display" w:hAnsi="Aptos Display"/>
+        </w:rPr>
+        <w:t xml:space="preserve">SaaS </w:t>
+      </w:r>
+      <w:r>
+        <w:rPr>
+          <w:rFonts w:ascii="Aptos Display" w:hAnsi="Aptos Display"/>
+        </w:rPr>
+        <w:t xml:space="preserve">solution </w:t>
+      </w:r>
+      <w:r>
+        <w:rPr>
+          <w:rFonts w:ascii="Aptos Display" w:hAnsi="Aptos Display"/>
+        </w:rPr>
+        <w:t>supporting thousands of</w:t>
+      </w:r>
+      <w:r>
+        <w:rPr>
+          <w:rFonts w:ascii="Aptos Display" w:hAnsi="Aptos Display"/>
+        </w:rPr>
+        <w:t xml:space="preserve"> enterprise</w:t>
+      </w:r>
+      <w:r>
+        <w:rPr>
+          <w:rFonts w:ascii="Aptos Display" w:hAnsi="Aptos Display"/>
+        </w:rPr>
+        <w:t xml:space="preserve"> users</w:t>
+      </w:r>
+      <w:r>
+        <w:rPr>
+          <w:rFonts w:ascii="Aptos Display" w:hAnsi="Aptos Display"/>
+        </w:rPr>
+        <w:t xml:space="preserve"> for companies including WinCo Foods.</w:t>
+      </w:r>
+    </w:p>
+    <w:p>
+      <w:pPr>
+        <w:pStyle w:val="BulletedList"/>
         <w:numPr>
           <w:ilvl w:val="0"/>
           <w:numId w:val="2"/>
         </w:numPr>
-        <w:autoSpaceDE/>
-        <w:autoSpaceDN/>
-        <w:spacing w:after="160"/>
-        <w:ind w:left="994" w:right="677"/>
-        <w:rPr>
-          <w:rFonts w:ascii="Aptos Display" w:eastAsia="Times New Roman" w:hAnsi="Aptos Display" w:cs="Times New Roman"/>
-          <w:sz w:val="24"/>
-          <w:szCs w:val="24"/>
-        </w:rPr>
-      </w:pPr>
-      <w:r>
-        <w:rPr>
-          <w:rFonts w:ascii="Aptos Display" w:eastAsia="Times New Roman" w:hAnsi="Aptos Display" w:cs="Times New Roman"/>
-          <w:sz w:val="24"/>
-          <w:szCs w:val="24"/>
-        </w:rPr>
-        <w:t>Optimized database performance and data access patterns to support high-volume, concurrent workloads.</w:t>
-      </w:r>
-    </w:p>
-    <w:p>
-      <w:pPr>
-        <w:widowControl/>
+        <w:rPr>
+          <w:rFonts w:ascii="Aptos Display" w:hAnsi="Aptos Display"/>
+        </w:rPr>
+      </w:pPr>
+      <w:r>
+        <w:rPr>
+          <w:rFonts w:ascii="Aptos Display" w:hAnsi="Aptos Display"/>
+        </w:rPr>
+        <w:t>Designed and implemented a database-driven analytics layer using views to support reporting and BI workloads without impacting transactional systems.</w:t>
+      </w:r>
+    </w:p>
+    <w:p>
+      <w:pPr>
+        <w:pStyle w:val="BulletedList"/>
         <w:numPr>
           <w:ilvl w:val="0"/>
           <w:numId w:val="2"/>
         </w:numPr>
-        <w:autoSpaceDE/>
-        <w:autoSpaceDN/>
-        <w:spacing w:after="160"/>
-        <w:ind w:left="990" w:right="680"/>
-        <w:rPr>
-          <w:rFonts w:ascii="Aptos Display" w:eastAsia="Times New Roman" w:hAnsi="Aptos Display" w:cs="Times New Roman"/>
-          <w:sz w:val="24"/>
-          <w:szCs w:val="24"/>
-        </w:rPr>
-      </w:pPr>
-      <w:r>
-        <w:rPr>
-          <w:rFonts w:ascii="Aptos Display" w:eastAsia="Times New Roman" w:hAnsi="Aptos Display" w:cs="Times New Roman"/>
-          <w:sz w:val="24"/>
-          <w:szCs w:val="24"/>
-        </w:rPr>
-        <w:t>Led cloud platform initiatives using Azure and AWS to improve scalability, reliability, and system performance.</w:t>
-      </w:r>
-    </w:p>
-    <w:p>
-      <w:pPr>
-        <w:widowControl/>
-        <w:autoSpaceDE/>
-        <w:autoSpaceDN/>
-        <w:ind w:left="330" w:right="680"/>
-        <w:outlineLvl w:val="1"/>
-        <w:rPr>
-          <w:rFonts w:ascii="Aptos Display" w:hAnsi="Aptos Display"/>
-          <w:b/>
-          <w:spacing w:val="-4"/>
-          <w:w w:val="105"/>
-          <w:sz w:val="28"/>
-          <w:szCs w:val="28"/>
-        </w:rPr>
-      </w:pPr>
-      <w:r>
-        <w:rPr>
-          <w:rFonts w:ascii="Aptos Display" w:hAnsi="Aptos Display"/>
-          <w:b/>
-          <w:spacing w:val="-4"/>
-          <w:w w:val="105"/>
-          <w:sz w:val="26"/>
-          <w:szCs w:val="26"/>
-        </w:rPr>
-        <w:t>SeeBeyond — Senior Consultant</w:t>
-      </w:r>
-    </w:p>
-    <w:p>
-      <w:pPr>
-        <w:ind w:left="331"/>
-        <w:rPr>
-          <w:rFonts w:ascii="Aptos Display" w:hAnsi="Aptos Display"/>
-          <w:spacing w:val="-4"/>
-          <w:w w:val="105"/>
-          <w:sz w:val="26"/>
-          <w:szCs w:val="26"/>
-        </w:rPr>
-      </w:pPr>
-      <w:r>
-        <w:rPr>
-          <w:rFonts w:ascii="Aptos Display" w:hAnsi="Aptos Display"/>
-          <w:spacing w:val="-4"/>
-          <w:w w:val="105"/>
-          <w:sz w:val="26"/>
-          <w:szCs w:val="26"/>
-        </w:rPr>
-        <w:t xml:space="preserve">Industry / Client Focus: </w:t>
-      </w:r>
-      <w:r>
-        <w:rPr>
-          <w:rFonts w:ascii="Aptos Display" w:hAnsi="Aptos Display"/>
-          <w:spacing w:val="-4"/>
-          <w:w w:val="105"/>
-          <w:sz w:val="26"/>
-          <w:szCs w:val="26"/>
-        </w:rPr>
-        <w:t>Software, iPaaS</w:t>
-      </w:r>
-    </w:p>
-    <w:p>
-      <w:pPr>
-        <w:widowControl/>
-        <w:autoSpaceDE/>
-        <w:autoSpaceDN/>
-        <w:spacing w:after="160"/>
-        <w:ind w:left="330" w:right="680"/>
-        <w:rPr>
-          <w:rFonts w:ascii="Aptos Display" w:eastAsia="Times New Roman" w:hAnsi="Aptos Display" w:cs="Times New Roman"/>
-          <w:sz w:val="24"/>
-          <w:szCs w:val="24"/>
-        </w:rPr>
-      </w:pPr>
-      <w:r>
-        <w:rPr>
-          <w:rFonts w:ascii="Aptos Display" w:eastAsia="Times New Roman" w:hAnsi="Aptos Display" w:cs="Times New Roman"/>
-          <w:sz w:val="24"/>
-          <w:szCs w:val="24"/>
-        </w:rPr>
-        <w:t>10/</w:t>
-      </w:r>
-      <w:r>
-        <w:rPr>
-          <w:rFonts w:ascii="Aptos Display" w:eastAsia="Times New Roman" w:hAnsi="Aptos Display" w:cs="Times New Roman"/>
-          <w:sz w:val="24"/>
-          <w:szCs w:val="24"/>
-        </w:rPr>
-        <w:t xml:space="preserve">2002 – </w:t>
-      </w:r>
-      <w:r>
-        <w:rPr>
-          <w:rFonts w:ascii="Aptos Display" w:eastAsia="Times New Roman" w:hAnsi="Aptos Display" w:cs="Times New Roman"/>
-          <w:sz w:val="24"/>
-          <w:szCs w:val="24"/>
-        </w:rPr>
-        <w:t>12/</w:t>
-      </w:r>
-      <w:r>
-        <w:rPr>
-          <w:rFonts w:ascii="Aptos Display" w:eastAsia="Times New Roman" w:hAnsi="Aptos Display" w:cs="Times New Roman"/>
-          <w:sz w:val="24"/>
-          <w:szCs w:val="24"/>
-        </w:rPr>
-        <w:t>200</w:t>
-      </w:r>
-      <w:r>
-        <w:rPr>
-          <w:rFonts w:ascii="Aptos Display" w:eastAsia="Times New Roman" w:hAnsi="Aptos Display" w:cs="Times New Roman"/>
-          <w:sz w:val="24"/>
-          <w:szCs w:val="24"/>
-        </w:rPr>
-        <w:t>3</w:t>
-      </w:r>
-    </w:p>
-    <w:p>
-      <w:pPr>
-        <w:widowControl/>
+        <w:rPr>
+          <w:rFonts w:ascii="Aptos Display" w:hAnsi="Aptos Display"/>
+        </w:rPr>
+      </w:pPr>
+      <w:r>
+        <w:rPr>
+          <w:rFonts w:ascii="Aptos Display" w:hAnsi="Aptos Display"/>
+        </w:rPr>
+        <w:t>Optimized database performance and data access patterns to support high-volume, concurrent workloads.</w:t>
+      </w:r>
+    </w:p>
+    <w:p>
+      <w:pPr>
+        <w:pStyle w:val="BulletedList"/>
         <w:numPr>
           <w:ilvl w:val="0"/>
           <w:numId w:val="2"/>
         </w:numPr>
+        <w:rPr>
+          <w:rFonts w:ascii="Aptos Display" w:hAnsi="Aptos Display"/>
+        </w:rPr>
+      </w:pPr>
+      <w:r>
+        <w:rPr>
+          <w:rFonts w:ascii="Aptos Display" w:hAnsi="Aptos Display"/>
+        </w:rPr>
+        <w:t>Led cloud platform initiatives using Azure and AWS to improve scalability, reliability, and system performance.</w:t>
+      </w:r>
+    </w:p>
+    <w:p>
+      <w:pPr>
+        <w:widowControl/>
+        <w:autoSpaceDE/>
+        <w:autoSpaceDN/>
+        <w:ind w:left="330" w:right="680"/>
+        <w:outlineLvl w:val="1"/>
+        <w:rPr>
+          <w:rFonts w:ascii="Aptos Display" w:hAnsi="Aptos Display"/>
+          <w:b/>
+          <w:spacing w:val="-4"/>
+          <w:w w:val="105"/>
+          <w:sz w:val="28"/>
+          <w:szCs w:val="28"/>
+        </w:rPr>
+      </w:pPr>
+      <w:r>
+        <w:rPr>
+          <w:rFonts w:ascii="Aptos Display" w:hAnsi="Aptos Display"/>
+          <w:b/>
+          <w:spacing w:val="-4"/>
+          <w:w w:val="105"/>
+          <w:sz w:val="26"/>
+          <w:szCs w:val="26"/>
+        </w:rPr>
+        <w:t>SeeBeyond — Senior Consultant</w:t>
+      </w:r>
+    </w:p>
+    <w:p>
+      <w:pPr>
+        <w:widowControl/>
         <w:autoSpaceDE/>
         <w:autoSpaceDN/>
         <w:spacing w:after="160"/>
-        <w:ind w:left="994" w:right="677"/>
-        <w:rPr>
-          <w:rFonts w:ascii="Aptos Display" w:eastAsia="Times New Roman" w:hAnsi="Aptos Display" w:cs="Times New Roman"/>
-          <w:sz w:val="24"/>
-          <w:szCs w:val="24"/>
-        </w:rPr>
-      </w:pPr>
-      <w:r>
-        <w:rPr>
-          <w:rFonts w:ascii="Aptos Display" w:eastAsia="Times New Roman" w:hAnsi="Aptos Display" w:cs="Times New Roman"/>
-          <w:sz w:val="24"/>
-          <w:szCs w:val="24"/>
-        </w:rPr>
-        <w:t>Delivered enterprise integration solutions using SeeBeyond e*Gate and Java across healthcare, government, and commercial systems.</w:t>
-      </w:r>
-    </w:p>
-    <w:p>
-      <w:pPr>
-        <w:widowControl/>
+        <w:ind w:left="330" w:right="680"/>
+        <w:rPr>
+          <w:rFonts w:ascii="Aptos Display" w:eastAsia="Times New Roman" w:hAnsi="Aptos Display" w:cs="Times New Roman"/>
+          <w:sz w:val="24"/>
+          <w:szCs w:val="24"/>
+        </w:rPr>
+      </w:pPr>
+      <w:r>
+        <w:rPr>
+          <w:rFonts w:ascii="Aptos Display" w:eastAsia="Times New Roman" w:hAnsi="Aptos Display" w:cs="Times New Roman"/>
+          <w:sz w:val="24"/>
+          <w:szCs w:val="24"/>
+        </w:rPr>
+        <w:t>10/</w:t>
+      </w:r>
+      <w:r>
+        <w:rPr>
+          <w:rFonts w:ascii="Aptos Display" w:eastAsia="Times New Roman" w:hAnsi="Aptos Display" w:cs="Times New Roman"/>
+          <w:sz w:val="24"/>
+          <w:szCs w:val="24"/>
+        </w:rPr>
+        <w:t xml:space="preserve">2002 – </w:t>
+      </w:r>
+      <w:r>
+        <w:rPr>
+          <w:rFonts w:ascii="Aptos Display" w:eastAsia="Times New Roman" w:hAnsi="Aptos Display" w:cs="Times New Roman"/>
+          <w:sz w:val="24"/>
+          <w:szCs w:val="24"/>
+        </w:rPr>
+        <w:t>12/</w:t>
+      </w:r>
+      <w:r>
+        <w:rPr>
+          <w:rFonts w:ascii="Aptos Display" w:eastAsia="Times New Roman" w:hAnsi="Aptos Display" w:cs="Times New Roman"/>
+          <w:sz w:val="24"/>
+          <w:szCs w:val="24"/>
+        </w:rPr>
+        <w:t>200</w:t>
+      </w:r>
+      <w:r>
+        <w:rPr>
+          <w:rFonts w:ascii="Aptos Display" w:eastAsia="Times New Roman" w:hAnsi="Aptos Display" w:cs="Times New Roman"/>
+          <w:sz w:val="24"/>
+          <w:szCs w:val="24"/>
+        </w:rPr>
+        <w:t>3</w:t>
+      </w:r>
+    </w:p>
+    <w:p>
+      <w:pPr>
+        <w:pStyle w:val="BulletedList"/>
         <w:numPr>
           <w:ilvl w:val="0"/>
           <w:numId w:val="2"/>
         </w:numPr>
-        <w:autoSpaceDE/>
-        <w:autoSpaceDN/>
-        <w:spacing w:after="160"/>
-        <w:ind w:left="994" w:right="677"/>
-        <w:rPr>
-          <w:rFonts w:ascii="Aptos Display" w:eastAsia="Times New Roman" w:hAnsi="Aptos Display" w:cs="Times New Roman"/>
-          <w:sz w:val="24"/>
-          <w:szCs w:val="24"/>
-        </w:rPr>
-      </w:pPr>
-      <w:r>
-        <w:rPr>
-          <w:rFonts w:ascii="Aptos Display" w:eastAsia="Times New Roman" w:hAnsi="Aptos Display" w:cs="Times New Roman"/>
-          <w:sz w:val="24"/>
-          <w:szCs w:val="24"/>
-        </w:rPr>
-        <w:t>Built and maintained 400+ system interfaces enabling data exchange across distributed applications.</w:t>
-      </w:r>
-    </w:p>
-    <w:p>
-      <w:pPr>
-        <w:widowControl/>
+        <w:rPr>
+          <w:rFonts w:ascii="Aptos Display" w:hAnsi="Aptos Display"/>
+        </w:rPr>
+      </w:pPr>
+      <w:r>
+        <w:rPr>
+          <w:rFonts w:ascii="Aptos Display" w:hAnsi="Aptos Display"/>
+        </w:rPr>
+        <w:t>Delivered enterprise integration solutions using SeeBeyond e*Gate and Java across healthcare, government, and commercial systems.</w:t>
+      </w:r>
+    </w:p>
+    <w:p>
+      <w:pPr>
+        <w:pStyle w:val="BulletedList"/>
         <w:numPr>
           <w:ilvl w:val="0"/>
           <w:numId w:val="2"/>
         </w:numPr>
-        <w:autoSpaceDE/>
-        <w:autoSpaceDN/>
-        <w:spacing w:after="160"/>
-        <w:ind w:left="994" w:right="677"/>
-        <w:rPr>
-          <w:rFonts w:ascii="Aptos Display" w:eastAsia="Times New Roman" w:hAnsi="Aptos Display" w:cs="Times New Roman"/>
-          <w:sz w:val="24"/>
-          <w:szCs w:val="24"/>
-        </w:rPr>
-      </w:pPr>
-      <w:r>
-        <w:rPr>
-          <w:rFonts w:ascii="Aptos Display" w:eastAsia="Times New Roman" w:hAnsi="Aptos Display" w:cs="Times New Roman"/>
-          <w:sz w:val="24"/>
-          <w:szCs w:val="24"/>
-        </w:rPr>
-        <w:t>Delivered secure, HIPAA-compliant integrations for hospital and clinical systems using HL7 messaging standards.</w:t>
-      </w:r>
-    </w:p>
-    <w:p>
-      <w:pPr>
-        <w:widowControl/>
+        <w:rPr>
+          <w:rFonts w:ascii="Aptos Display" w:hAnsi="Aptos Display"/>
+        </w:rPr>
+      </w:pPr>
+      <w:r>
+        <w:rPr>
+          <w:rFonts w:ascii="Aptos Display" w:hAnsi="Aptos Display"/>
+        </w:rPr>
+        <w:t>Built and maintained 400+ system interfaces enabling data exchange across distributed applications.</w:t>
+      </w:r>
+    </w:p>
+    <w:p>
+      <w:pPr>
+        <w:pStyle w:val="BulletedList"/>
         <w:numPr>
           <w:ilvl w:val="0"/>
           <w:numId w:val="2"/>
         </w:numPr>
-        <w:autoSpaceDE/>
-        <w:autoSpaceDN/>
-        <w:spacing w:after="160"/>
-        <w:ind w:left="990" w:right="680"/>
-        <w:rPr>
-          <w:rFonts w:ascii="Aptos Display" w:eastAsia="Times New Roman" w:hAnsi="Aptos Display" w:cs="Times New Roman"/>
-          <w:sz w:val="24"/>
-          <w:szCs w:val="24"/>
-        </w:rPr>
-      </w:pPr>
-      <w:r>
-        <w:rPr>
-          <w:rFonts w:ascii="Aptos Display" w:eastAsia="Times New Roman" w:hAnsi="Aptos Display" w:cs="Times New Roman"/>
-          <w:sz w:val="24"/>
-          <w:szCs w:val="24"/>
-        </w:rPr>
-        <w:t xml:space="preserve">Served as lead developer and architect for major integration programs </w:t>
-      </w:r>
-      <w:r>
-        <w:rPr>
-          <w:rFonts w:ascii="Aptos Display" w:eastAsia="Times New Roman" w:hAnsi="Aptos Display" w:cs="Times New Roman"/>
-          <w:sz w:val="24"/>
-          <w:szCs w:val="24"/>
-        </w:rPr>
-        <w:t>for</w:t>
-      </w:r>
-      <w:r>
-        <w:rPr>
-          <w:rFonts w:ascii="Aptos Display" w:eastAsia="Times New Roman" w:hAnsi="Aptos Display" w:cs="Times New Roman"/>
-          <w:sz w:val="24"/>
-          <w:szCs w:val="24"/>
-        </w:rPr>
-        <w:t xml:space="preserve"> </w:t>
-      </w:r>
-      <w:r>
-        <w:rPr>
-          <w:rFonts w:ascii="Aptos Display" w:eastAsia="Times New Roman" w:hAnsi="Aptos Display" w:cs="Times New Roman"/>
-          <w:sz w:val="24"/>
-          <w:szCs w:val="24"/>
-        </w:rPr>
-        <w:t xml:space="preserve">the </w:t>
-      </w:r>
-      <w:r>
-        <w:rPr>
-          <w:rFonts w:ascii="Aptos Display" w:eastAsia="Times New Roman" w:hAnsi="Aptos Display" w:cs="Times New Roman"/>
-          <w:sz w:val="24"/>
-          <w:szCs w:val="24"/>
-        </w:rPr>
-        <w:t>US Army</w:t>
-      </w:r>
-      <w:r>
-        <w:rPr>
-          <w:rFonts w:ascii="Aptos Display" w:eastAsia="Times New Roman" w:hAnsi="Aptos Display" w:cs="Times New Roman"/>
-          <w:sz w:val="24"/>
-          <w:szCs w:val="24"/>
-        </w:rPr>
-        <w:t>’s</w:t>
-      </w:r>
-      <w:r>
-        <w:rPr>
-          <w:rFonts w:ascii="Aptos Display" w:eastAsia="Times New Roman" w:hAnsi="Aptos Display" w:cs="Times New Roman"/>
-          <w:sz w:val="24"/>
-          <w:szCs w:val="24"/>
-        </w:rPr>
-        <w:t xml:space="preserve"> LMP SAP</w:t>
-      </w:r>
-      <w:r>
-        <w:rPr>
-          <w:rFonts w:ascii="Aptos Display" w:eastAsia="Times New Roman" w:hAnsi="Aptos Display" w:cs="Times New Roman"/>
-          <w:sz w:val="24"/>
-          <w:szCs w:val="24"/>
-        </w:rPr>
-        <w:t xml:space="preserve"> implementation</w:t>
-      </w:r>
-      <w:r>
-        <w:rPr>
-          <w:rFonts w:ascii="Aptos Display" w:eastAsia="Times New Roman" w:hAnsi="Aptos Display" w:cs="Times New Roman"/>
-          <w:sz w:val="24"/>
-          <w:szCs w:val="24"/>
-        </w:rPr>
-        <w:t>, Regence Health, Commerce One, and Canada Post.</w:t>
-      </w:r>
-    </w:p>
-    <w:p>
-      <w:pPr>
-        <w:widowControl/>
-        <w:autoSpaceDE/>
-        <w:autoSpaceDN/>
-        <w:ind w:left="330" w:right="680"/>
-        <w:outlineLvl w:val="1"/>
-        <w:rPr>
-          <w:rFonts w:ascii="Aptos Display" w:hAnsi="Aptos Display"/>
-          <w:b/>
-          <w:spacing w:val="-4"/>
-          <w:w w:val="105"/>
-          <w:sz w:val="26"/>
-          <w:szCs w:val="26"/>
-        </w:rPr>
-      </w:pPr>
-      <w:r>
-        <w:rPr>
-          <w:rFonts w:ascii="Aptos Display" w:hAnsi="Aptos Display"/>
-          <w:b/>
-          <w:spacing w:val="-4"/>
-          <w:w w:val="105"/>
-          <w:sz w:val="26"/>
-          <w:szCs w:val="26"/>
-        </w:rPr>
-        <w:t>Computer Sciences Corporation — Senior Consultant</w:t>
-      </w:r>
-    </w:p>
-    <w:p>
-      <w:pPr>
-        <w:keepNext/>
-        <w:keepLines/>
-        <w:widowControl/>
-        <w:ind w:left="331"/>
-        <w:rPr>
-          <w:rFonts w:ascii="Aptos Display" w:hAnsi="Aptos Display"/>
-          <w:spacing w:val="-4"/>
-          <w:w w:val="105"/>
-          <w:sz w:val="26"/>
-          <w:szCs w:val="26"/>
-        </w:rPr>
-      </w:pPr>
-      <w:r>
-        <w:rPr>
-          <w:rFonts w:ascii="Aptos Display" w:hAnsi="Aptos Display"/>
-          <w:spacing w:val="-4"/>
-          <w:w w:val="105"/>
-          <w:sz w:val="26"/>
-          <w:szCs w:val="26"/>
-        </w:rPr>
-        <w:t xml:space="preserve">Industry / Client Focus: </w:t>
-      </w:r>
-      <w:r>
-        <w:rPr>
-          <w:rFonts w:ascii="Aptos Display" w:hAnsi="Aptos Display"/>
-          <w:spacing w:val="-4"/>
-          <w:w w:val="105"/>
-          <w:sz w:val="26"/>
-          <w:szCs w:val="26"/>
-        </w:rPr>
-        <w:t>Professional Services</w:t>
-      </w:r>
-    </w:p>
-    <w:p>
-      <w:pPr>
-        <w:widowControl/>
-        <w:autoSpaceDE/>
-        <w:autoSpaceDN/>
-        <w:spacing w:after="160"/>
-        <w:ind w:left="330" w:right="680"/>
-        <w:rPr>
-          <w:rFonts w:ascii="Aptos Display" w:eastAsia="Times New Roman" w:hAnsi="Aptos Display" w:cs="Times New Roman"/>
-          <w:sz w:val="24"/>
-          <w:szCs w:val="24"/>
-        </w:rPr>
-      </w:pPr>
-      <w:r>
-        <w:rPr>
-          <w:rFonts w:ascii="Aptos Display" w:eastAsia="Times New Roman" w:hAnsi="Aptos Display" w:cs="Times New Roman"/>
-          <w:sz w:val="24"/>
-          <w:szCs w:val="24"/>
-        </w:rPr>
-        <w:t>10/</w:t>
-      </w:r>
-      <w:r>
-        <w:rPr>
-          <w:rFonts w:ascii="Aptos Display" w:eastAsia="Times New Roman" w:hAnsi="Aptos Display" w:cs="Times New Roman"/>
-          <w:sz w:val="24"/>
-          <w:szCs w:val="24"/>
-        </w:rPr>
-        <w:t xml:space="preserve">2001 – </w:t>
-      </w:r>
-      <w:r>
-        <w:rPr>
-          <w:rFonts w:ascii="Aptos Display" w:eastAsia="Times New Roman" w:hAnsi="Aptos Display" w:cs="Times New Roman"/>
-          <w:sz w:val="24"/>
-          <w:szCs w:val="24"/>
-        </w:rPr>
-        <w:t>10/</w:t>
-      </w:r>
-      <w:r>
-        <w:rPr>
-          <w:rFonts w:ascii="Aptos Display" w:eastAsia="Times New Roman" w:hAnsi="Aptos Display" w:cs="Times New Roman"/>
-          <w:sz w:val="24"/>
-          <w:szCs w:val="24"/>
-        </w:rPr>
-        <w:t>2002</w:t>
-      </w:r>
-    </w:p>
-    <w:p>
-      <w:pPr>
-        <w:widowControl/>
+        <w:rPr>
+          <w:rFonts w:ascii="Aptos Display" w:hAnsi="Aptos Display"/>
+        </w:rPr>
+      </w:pPr>
+      <w:r>
+        <w:rPr>
+          <w:rFonts w:ascii="Aptos Display" w:hAnsi="Aptos Display"/>
+        </w:rPr>
+        <w:t>Delivered secure, HIPAA-compliant integrations for hospital and clinical systems using HL7 messaging standards.</w:t>
+      </w:r>
+    </w:p>
+    <w:p>
+      <w:pPr>
+        <w:pStyle w:val="BulletedList"/>
         <w:numPr>
           <w:ilvl w:val="0"/>
           <w:numId w:val="2"/>
         </w:numPr>
+        <w:rPr>
+          <w:rFonts w:ascii="Aptos Display" w:hAnsi="Aptos Display"/>
+        </w:rPr>
+      </w:pPr>
+      <w:r>
+        <w:rPr>
+          <w:rFonts w:ascii="Aptos Display" w:hAnsi="Aptos Display"/>
+        </w:rPr>
+        <w:t xml:space="preserve">Served as lead developer and architect for major integration programs </w:t>
+      </w:r>
+      <w:r>
+        <w:rPr>
+          <w:rFonts w:ascii="Aptos Display" w:hAnsi="Aptos Display"/>
+        </w:rPr>
+        <w:t>for</w:t>
+      </w:r>
+      <w:r>
+        <w:rPr>
+          <w:rFonts w:ascii="Aptos Display" w:hAnsi="Aptos Display"/>
+        </w:rPr>
+        <w:t xml:space="preserve"> </w:t>
+      </w:r>
+      <w:r>
+        <w:rPr>
+          <w:rFonts w:ascii="Aptos Display" w:hAnsi="Aptos Display"/>
+        </w:rPr>
+        <w:t xml:space="preserve">the </w:t>
+      </w:r>
+      <w:r>
+        <w:rPr>
+          <w:rFonts w:ascii="Aptos Display" w:hAnsi="Aptos Display"/>
+        </w:rPr>
+        <w:t>US Army</w:t>
+      </w:r>
+      <w:r>
+        <w:rPr>
+          <w:rFonts w:ascii="Aptos Display" w:hAnsi="Aptos Display"/>
+        </w:rPr>
+        <w:t>’s</w:t>
+      </w:r>
+      <w:r>
+        <w:rPr>
+          <w:rFonts w:ascii="Aptos Display" w:hAnsi="Aptos Display"/>
+        </w:rPr>
+        <w:t xml:space="preserve"> LMP SAP</w:t>
+      </w:r>
+      <w:r>
+        <w:rPr>
+          <w:rFonts w:ascii="Aptos Display" w:hAnsi="Aptos Display"/>
+        </w:rPr>
+        <w:t xml:space="preserve"> implementation</w:t>
+      </w:r>
+      <w:r>
+        <w:rPr>
+          <w:rFonts w:ascii="Aptos Display" w:hAnsi="Aptos Display"/>
+        </w:rPr>
+        <w:t>, Regence Health, Commerce One, and Canada Post.</w:t>
+      </w:r>
+    </w:p>
+    <w:p>
+      <w:pPr>
+        <w:widowControl/>
+        <w:autoSpaceDE/>
+        <w:autoSpaceDN/>
+        <w:ind w:left="330" w:right="680"/>
+        <w:outlineLvl w:val="1"/>
+        <w:rPr>
+          <w:rFonts w:ascii="Aptos Display" w:hAnsi="Aptos Display"/>
+          <w:b/>
+          <w:spacing w:val="-4"/>
+          <w:w w:val="105"/>
+          <w:sz w:val="26"/>
+          <w:szCs w:val="26"/>
+        </w:rPr>
+      </w:pPr>
+      <w:r>
+        <w:rPr>
+          <w:rFonts w:ascii="Aptos Display" w:hAnsi="Aptos Display"/>
+          <w:b/>
+          <w:spacing w:val="-4"/>
+          <w:w w:val="105"/>
+          <w:sz w:val="26"/>
+          <w:szCs w:val="26"/>
+        </w:rPr>
+        <w:t>Computer Sciences Corporation — Senior Consultant</w:t>
+      </w:r>
+    </w:p>
+    <w:p>
+      <w:pPr>
+        <w:widowControl/>
         <w:autoSpaceDE/>
         <w:autoSpaceDN/>
         <w:spacing w:after="160"/>
-        <w:ind w:left="994" w:right="677"/>
-        <w:rPr>
-          <w:rFonts w:ascii="Aptos Display" w:eastAsia="Times New Roman" w:hAnsi="Aptos Display" w:cs="Times New Roman"/>
-          <w:sz w:val="24"/>
-          <w:szCs w:val="24"/>
-        </w:rPr>
-      </w:pPr>
-      <w:r>
-        <w:rPr>
-          <w:rFonts w:ascii="Aptos Display" w:eastAsia="Times New Roman" w:hAnsi="Aptos Display" w:cs="Times New Roman"/>
-          <w:sz w:val="24"/>
-          <w:szCs w:val="24"/>
-        </w:rPr>
-        <w:lastRenderedPageBreak/>
-        <w:t>Designed and implemented SAP integration components supporting enterprise system connectivity.</w:t>
-      </w:r>
-    </w:p>
-    <w:p>
-      <w:pPr>
-        <w:widowControl/>
+        <w:ind w:left="330" w:right="680"/>
+        <w:rPr>
+          <w:rFonts w:ascii="Aptos Display" w:eastAsia="Times New Roman" w:hAnsi="Aptos Display" w:cs="Times New Roman"/>
+          <w:sz w:val="24"/>
+          <w:szCs w:val="24"/>
+        </w:rPr>
+      </w:pPr>
+      <w:r>
+        <w:rPr>
+          <w:rFonts w:ascii="Aptos Display" w:eastAsia="Times New Roman" w:hAnsi="Aptos Display" w:cs="Times New Roman"/>
+          <w:sz w:val="24"/>
+          <w:szCs w:val="24"/>
+        </w:rPr>
+        <w:t>10/</w:t>
+      </w:r>
+      <w:r>
+        <w:rPr>
+          <w:rFonts w:ascii="Aptos Display" w:eastAsia="Times New Roman" w:hAnsi="Aptos Display" w:cs="Times New Roman"/>
+          <w:sz w:val="24"/>
+          <w:szCs w:val="24"/>
+        </w:rPr>
+        <w:t xml:space="preserve">2001 – </w:t>
+      </w:r>
+      <w:r>
+        <w:rPr>
+          <w:rFonts w:ascii="Aptos Display" w:eastAsia="Times New Roman" w:hAnsi="Aptos Display" w:cs="Times New Roman"/>
+          <w:sz w:val="24"/>
+          <w:szCs w:val="24"/>
+        </w:rPr>
+        <w:t>10/</w:t>
+      </w:r>
+      <w:r>
+        <w:rPr>
+          <w:rFonts w:ascii="Aptos Display" w:eastAsia="Times New Roman" w:hAnsi="Aptos Display" w:cs="Times New Roman"/>
+          <w:sz w:val="24"/>
+          <w:szCs w:val="24"/>
+        </w:rPr>
+        <w:t>2002</w:t>
+      </w:r>
+    </w:p>
+    <w:p>
+      <w:pPr>
+        <w:pStyle w:val="BulletedList"/>
         <w:numPr>
           <w:ilvl w:val="0"/>
           <w:numId w:val="2"/>
         </w:numPr>
-        <w:autoSpaceDE/>
-        <w:autoSpaceDN/>
-        <w:spacing w:after="160"/>
-        <w:ind w:left="994" w:right="677"/>
-        <w:rPr>
-          <w:rFonts w:ascii="Aptos Display" w:eastAsia="Times New Roman" w:hAnsi="Aptos Display" w:cs="Times New Roman"/>
-          <w:sz w:val="24"/>
-          <w:szCs w:val="24"/>
-        </w:rPr>
-      </w:pPr>
-      <w:r>
-        <w:rPr>
-          <w:rFonts w:ascii="Aptos Display" w:eastAsia="Times New Roman" w:hAnsi="Aptos Display" w:cs="Times New Roman"/>
-          <w:sz w:val="24"/>
-          <w:szCs w:val="24"/>
-        </w:rPr>
-        <w:t>Delivered integration architecture guidance for NASA’s IFMP SAP implementation.</w:t>
-      </w:r>
-    </w:p>
-    <w:p>
-      <w:pPr>
-        <w:widowControl/>
+        <w:rPr>
+          <w:rFonts w:ascii="Aptos Display" w:hAnsi="Aptos Display"/>
+        </w:rPr>
+      </w:pPr>
+      <w:r>
+        <w:rPr>
+          <w:rFonts w:ascii="Aptos Display" w:hAnsi="Aptos Display"/>
+        </w:rPr>
+        <w:t>Designed and implemented SAP integration components supporting enterprise system connectivity.</w:t>
+      </w:r>
+    </w:p>
+    <w:p>
+      <w:pPr>
+        <w:pStyle w:val="BulletedList"/>
         <w:numPr>
           <w:ilvl w:val="0"/>
           <w:numId w:val="2"/>
         </w:numPr>
-        <w:autoSpaceDE/>
-        <w:autoSpaceDN/>
-        <w:spacing w:after="160"/>
-        <w:ind w:left="990" w:right="680"/>
-        <w:rPr>
-          <w:rFonts w:ascii="Aptos Display" w:eastAsia="Times New Roman" w:hAnsi="Aptos Display" w:cs="Times New Roman"/>
-          <w:sz w:val="24"/>
-          <w:szCs w:val="24"/>
-        </w:rPr>
-      </w:pPr>
-      <w:r>
-        <w:rPr>
-          <w:rFonts w:ascii="Aptos Display" w:eastAsia="Times New Roman" w:hAnsi="Aptos Display" w:cs="Times New Roman"/>
-          <w:sz w:val="24"/>
-          <w:szCs w:val="24"/>
-        </w:rPr>
-        <w:t>Developed middleware components using Java and T-SQL for enterprise data integration.</w:t>
-      </w:r>
-    </w:p>
-    <w:p>
-      <w:pPr>
-        <w:widowControl/>
-        <w:autoSpaceDE/>
-        <w:autoSpaceDN/>
-        <w:ind w:left="330" w:right="680"/>
-        <w:outlineLvl w:val="1"/>
-        <w:rPr>
-          <w:rFonts w:ascii="Aptos Display" w:hAnsi="Aptos Display"/>
-          <w:b/>
-          <w:spacing w:val="-4"/>
-          <w:w w:val="105"/>
-          <w:sz w:val="26"/>
-          <w:szCs w:val="26"/>
-        </w:rPr>
-      </w:pPr>
-      <w:r>
-        <w:rPr>
-          <w:rFonts w:ascii="Aptos Display" w:hAnsi="Aptos Display"/>
-          <w:b/>
-          <w:spacing w:val="-4"/>
-          <w:w w:val="105"/>
-          <w:sz w:val="26"/>
-          <w:szCs w:val="26"/>
-        </w:rPr>
-        <w:t>Fluor Corporation — EAI Team Lead</w:t>
-      </w:r>
-    </w:p>
-    <w:p>
-      <w:pPr>
-        <w:ind w:left="331"/>
-        <w:rPr>
-          <w:rFonts w:ascii="Aptos Display" w:hAnsi="Aptos Display"/>
-          <w:spacing w:val="-4"/>
-          <w:w w:val="105"/>
-          <w:sz w:val="26"/>
-          <w:szCs w:val="26"/>
-        </w:rPr>
-      </w:pPr>
-      <w:r>
-        <w:rPr>
-          <w:rFonts w:ascii="Aptos Display" w:hAnsi="Aptos Display"/>
-          <w:spacing w:val="-4"/>
-          <w:w w:val="105"/>
-          <w:sz w:val="26"/>
-          <w:szCs w:val="26"/>
-        </w:rPr>
-        <w:t xml:space="preserve">Industry / Client Focus: </w:t>
-      </w:r>
-      <w:r>
-        <w:rPr>
-          <w:rFonts w:ascii="Aptos Display" w:hAnsi="Aptos Display"/>
-          <w:spacing w:val="-4"/>
-          <w:w w:val="105"/>
-          <w:sz w:val="26"/>
-          <w:szCs w:val="26"/>
-        </w:rPr>
-        <w:t>Engineering, procurement, and construction, large scale projects</w:t>
-      </w:r>
-    </w:p>
-    <w:p>
-      <w:pPr>
-        <w:widowControl/>
-        <w:autoSpaceDE/>
-        <w:autoSpaceDN/>
-        <w:spacing w:after="160"/>
-        <w:ind w:left="330" w:right="680"/>
-        <w:rPr>
-          <w:rFonts w:ascii="Aptos Display" w:eastAsia="Times New Roman" w:hAnsi="Aptos Display" w:cs="Times New Roman"/>
-          <w:sz w:val="24"/>
-          <w:szCs w:val="24"/>
-        </w:rPr>
-      </w:pPr>
-      <w:r>
-        <w:rPr>
-          <w:rFonts w:ascii="Aptos Display" w:eastAsia="Times New Roman" w:hAnsi="Aptos Display" w:cs="Times New Roman"/>
-          <w:sz w:val="24"/>
-          <w:szCs w:val="24"/>
-        </w:rPr>
-        <w:t>01/</w:t>
-      </w:r>
-      <w:r>
-        <w:rPr>
-          <w:rFonts w:ascii="Aptos Display" w:eastAsia="Times New Roman" w:hAnsi="Aptos Display" w:cs="Times New Roman"/>
-          <w:sz w:val="24"/>
-          <w:szCs w:val="24"/>
-        </w:rPr>
-        <w:t xml:space="preserve">1999 – </w:t>
-      </w:r>
-      <w:r>
-        <w:rPr>
-          <w:rFonts w:ascii="Aptos Display" w:eastAsia="Times New Roman" w:hAnsi="Aptos Display" w:cs="Times New Roman"/>
-          <w:sz w:val="24"/>
-          <w:szCs w:val="24"/>
-        </w:rPr>
-        <w:t>10/</w:t>
-      </w:r>
-      <w:r>
-        <w:rPr>
-          <w:rFonts w:ascii="Aptos Display" w:eastAsia="Times New Roman" w:hAnsi="Aptos Display" w:cs="Times New Roman"/>
-          <w:sz w:val="24"/>
-          <w:szCs w:val="24"/>
-        </w:rPr>
-        <w:t>2001</w:t>
-      </w:r>
-    </w:p>
-    <w:p>
-      <w:pPr>
-        <w:widowControl/>
+        <w:rPr>
+          <w:rFonts w:ascii="Aptos Display" w:hAnsi="Aptos Display"/>
+        </w:rPr>
+      </w:pPr>
+      <w:r>
+        <w:rPr>
+          <w:rFonts w:ascii="Aptos Display" w:hAnsi="Aptos Display"/>
+        </w:rPr>
+        <w:t>Delivered integration architecture guidance for NASA’s IFMP SAP implementation.</w:t>
+      </w:r>
+    </w:p>
+    <w:p>
+      <w:pPr>
+        <w:pStyle w:val="BulletedList"/>
         <w:numPr>
           <w:ilvl w:val="0"/>
           <w:numId w:val="2"/>
         </w:numPr>
+        <w:spacing w:after="240"/>
+        <w:rPr>
+          <w:rFonts w:ascii="Aptos Display" w:hAnsi="Aptos Display"/>
+        </w:rPr>
+      </w:pPr>
+      <w:r>
+        <w:rPr>
+          <w:rFonts w:ascii="Aptos Display" w:hAnsi="Aptos Display"/>
+        </w:rPr>
+        <w:t>Developed middleware components using Java and T-SQL for enterprise data integration.</w:t>
+      </w:r>
+    </w:p>
+    <w:p>
+      <w:pPr>
+        <w:widowControl/>
+        <w:autoSpaceDE/>
+        <w:autoSpaceDN/>
+        <w:ind w:left="330" w:right="680"/>
+        <w:outlineLvl w:val="1"/>
+        <w:rPr>
+          <w:rFonts w:ascii="Aptos Display" w:hAnsi="Aptos Display"/>
+          <w:b/>
+          <w:spacing w:val="-4"/>
+          <w:w w:val="105"/>
+          <w:sz w:val="26"/>
+          <w:szCs w:val="26"/>
+        </w:rPr>
+      </w:pPr>
+      <w:r>
+        <w:rPr>
+          <w:rFonts w:ascii="Aptos Display" w:hAnsi="Aptos Display"/>
+          <w:b/>
+          <w:spacing w:val="-4"/>
+          <w:w w:val="105"/>
+          <w:sz w:val="26"/>
+          <w:szCs w:val="26"/>
+        </w:rPr>
+        <w:t>Fluor Corporation — EAI Team Lead</w:t>
+      </w:r>
+    </w:p>
+    <w:p>
+      <w:pPr>
+        <w:widowControl/>
         <w:autoSpaceDE/>
         <w:autoSpaceDN/>
         <w:spacing w:after="160"/>
-        <w:ind w:left="994" w:right="677"/>
-        <w:rPr>
-          <w:rFonts w:ascii="Aptos Display" w:eastAsia="Times New Roman" w:hAnsi="Aptos Display" w:cs="Times New Roman"/>
-          <w:sz w:val="24"/>
-          <w:szCs w:val="24"/>
-        </w:rPr>
-      </w:pPr>
-      <w:r>
-        <w:rPr>
-          <w:rFonts w:ascii="Aptos Display" w:eastAsia="Times New Roman" w:hAnsi="Aptos Display" w:cs="Times New Roman"/>
-          <w:sz w:val="24"/>
-          <w:szCs w:val="24"/>
-        </w:rPr>
-        <w:t>Led middleware integration efforts for legacy-to-SAP system migrations using SeeBeyond e*Gate.</w:t>
-      </w:r>
-    </w:p>
-    <w:p>
-      <w:pPr>
-        <w:widowControl/>
+        <w:ind w:left="330" w:right="680"/>
+        <w:rPr>
+          <w:rFonts w:ascii="Aptos Display" w:eastAsia="Times New Roman" w:hAnsi="Aptos Display" w:cs="Times New Roman"/>
+          <w:sz w:val="24"/>
+          <w:szCs w:val="24"/>
+        </w:rPr>
+      </w:pPr>
+      <w:r>
+        <w:rPr>
+          <w:rFonts w:ascii="Aptos Display" w:eastAsia="Times New Roman" w:hAnsi="Aptos Display" w:cs="Times New Roman"/>
+          <w:sz w:val="24"/>
+          <w:szCs w:val="24"/>
+        </w:rPr>
+        <w:t>01/</w:t>
+      </w:r>
+      <w:r>
+        <w:rPr>
+          <w:rFonts w:ascii="Aptos Display" w:eastAsia="Times New Roman" w:hAnsi="Aptos Display" w:cs="Times New Roman"/>
+          <w:sz w:val="24"/>
+          <w:szCs w:val="24"/>
+        </w:rPr>
+        <w:t xml:space="preserve">1999 – </w:t>
+      </w:r>
+      <w:r>
+        <w:rPr>
+          <w:rFonts w:ascii="Aptos Display" w:eastAsia="Times New Roman" w:hAnsi="Aptos Display" w:cs="Times New Roman"/>
+          <w:sz w:val="24"/>
+          <w:szCs w:val="24"/>
+        </w:rPr>
+        <w:t>10/</w:t>
+      </w:r>
+      <w:r>
+        <w:rPr>
+          <w:rFonts w:ascii="Aptos Display" w:eastAsia="Times New Roman" w:hAnsi="Aptos Display" w:cs="Times New Roman"/>
+          <w:sz w:val="24"/>
+          <w:szCs w:val="24"/>
+        </w:rPr>
+        <w:t>2001</w:t>
+      </w:r>
+    </w:p>
+    <w:p>
+      <w:pPr>
+        <w:pStyle w:val="BulletedList"/>
         <w:numPr>
           <w:ilvl w:val="0"/>
           <w:numId w:val="2"/>
         </w:numPr>
-        <w:autoSpaceDE/>
-        <w:autoSpaceDN/>
-        <w:spacing w:after="160"/>
-        <w:ind w:left="994" w:right="677"/>
-        <w:rPr>
-          <w:rFonts w:ascii="Aptos Display" w:eastAsia="Times New Roman" w:hAnsi="Aptos Display" w:cs="Times New Roman"/>
-          <w:sz w:val="24"/>
-          <w:szCs w:val="24"/>
-        </w:rPr>
-      </w:pPr>
-      <w:r>
-        <w:rPr>
-          <w:rFonts w:ascii="Aptos Display" w:eastAsia="Times New Roman" w:hAnsi="Aptos Display" w:cs="Times New Roman"/>
-          <w:sz w:val="24"/>
-          <w:szCs w:val="24"/>
-        </w:rPr>
-        <w:t>Conducted proof-of-concept work using IBM MQSeries and enterprise messaging platforms.</w:t>
-      </w:r>
-    </w:p>
-    <w:p>
-      <w:pPr>
-        <w:widowControl/>
+        <w:rPr>
+          <w:rFonts w:ascii="Aptos Display" w:hAnsi="Aptos Display"/>
+        </w:rPr>
+      </w:pPr>
+      <w:r>
+        <w:rPr>
+          <w:rFonts w:ascii="Aptos Display" w:hAnsi="Aptos Display"/>
+        </w:rPr>
+        <w:t>Led middleware integration efforts for legacy-to-SAP system migrations using SeeBeyond e*Gate.</w:t>
+      </w:r>
+    </w:p>
+    <w:p>
+      <w:pPr>
+        <w:pStyle w:val="BulletedList"/>
         <w:numPr>
           <w:ilvl w:val="0"/>
           <w:numId w:val="2"/>
         </w:numPr>
-        <w:autoSpaceDE/>
-        <w:autoSpaceDN/>
-        <w:spacing w:after="160"/>
-        <w:ind w:left="1100" w:right="680"/>
-        <w:rPr>
-          <w:rFonts w:ascii="Aptos Display" w:eastAsia="Times New Roman" w:hAnsi="Aptos Display" w:cs="Times New Roman"/>
-          <w:sz w:val="24"/>
-          <w:szCs w:val="24"/>
-        </w:rPr>
-      </w:pPr>
-      <w:r>
-        <w:rPr>
-          <w:rFonts w:ascii="Aptos Display" w:eastAsia="Times New Roman" w:hAnsi="Aptos Display" w:cs="Times New Roman"/>
-          <w:sz w:val="24"/>
-          <w:szCs w:val="24"/>
-        </w:rPr>
-        <w:t>Collaborated with vendors and enterprise architects to deliver scalable integration solutions.</w:t>
-      </w:r>
-    </w:p>
-    <w:p>
-      <w:pPr>
-        <w:keepNext/>
-        <w:keepLines/>
-        <w:widowControl/>
-        <w:autoSpaceDE/>
-        <w:autoSpaceDN/>
-        <w:ind w:left="330" w:right="680"/>
-        <w:outlineLvl w:val="1"/>
-        <w:rPr>
-          <w:rFonts w:ascii="Aptos Display" w:hAnsi="Aptos Display"/>
-          <w:b/>
-          <w:spacing w:val="-4"/>
-          <w:w w:val="105"/>
-          <w:sz w:val="26"/>
-          <w:szCs w:val="26"/>
-        </w:rPr>
-      </w:pPr>
-      <w:r>
-        <w:rPr>
-          <w:rFonts w:ascii="Aptos Display" w:hAnsi="Aptos Display"/>
-          <w:b/>
-          <w:spacing w:val="-4"/>
-          <w:w w:val="105"/>
-          <w:sz w:val="26"/>
-          <w:szCs w:val="26"/>
-        </w:rPr>
-        <w:t>PM Realty Group — MIS Manager</w:t>
-      </w:r>
-    </w:p>
-    <w:p>
-      <w:pPr>
-        <w:keepNext/>
-        <w:keepLines/>
-        <w:widowControl/>
-        <w:ind w:left="331"/>
-        <w:rPr>
-          <w:rFonts w:ascii="Aptos Display" w:hAnsi="Aptos Display"/>
-          <w:spacing w:val="-4"/>
-          <w:w w:val="105"/>
-          <w:sz w:val="26"/>
-          <w:szCs w:val="26"/>
-        </w:rPr>
-      </w:pPr>
-      <w:r>
-        <w:rPr>
-          <w:rFonts w:ascii="Aptos Display" w:hAnsi="Aptos Display"/>
-          <w:spacing w:val="-4"/>
-          <w:w w:val="105"/>
-          <w:sz w:val="26"/>
-          <w:szCs w:val="26"/>
-        </w:rPr>
-        <w:t xml:space="preserve">Industry / Client Focus: </w:t>
-      </w:r>
-      <w:r>
-        <w:rPr>
-          <w:rFonts w:ascii="Aptos Display" w:hAnsi="Aptos Display"/>
-          <w:spacing w:val="-4"/>
-          <w:w w:val="105"/>
-          <w:sz w:val="26"/>
-          <w:szCs w:val="26"/>
-        </w:rPr>
-        <w:t>Asset management, real estate</w:t>
-      </w:r>
-    </w:p>
-    <w:p>
-      <w:pPr>
-        <w:keepNext/>
-        <w:keepLines/>
-        <w:widowControl/>
-        <w:autoSpaceDE/>
-        <w:autoSpaceDN/>
-        <w:spacing w:after="160"/>
-        <w:ind w:left="330" w:right="680"/>
-        <w:rPr>
-          <w:rFonts w:ascii="Aptos Display" w:eastAsia="Times New Roman" w:hAnsi="Aptos Display" w:cs="Times New Roman"/>
-          <w:sz w:val="24"/>
-          <w:szCs w:val="24"/>
-        </w:rPr>
-      </w:pPr>
-      <w:r>
-        <w:rPr>
-          <w:rFonts w:ascii="Aptos Display" w:eastAsia="Times New Roman" w:hAnsi="Aptos Display" w:cs="Times New Roman"/>
-          <w:sz w:val="24"/>
-          <w:szCs w:val="24"/>
-        </w:rPr>
-        <w:t>01/</w:t>
-      </w:r>
-      <w:r>
-        <w:rPr>
-          <w:rFonts w:ascii="Aptos Display" w:eastAsia="Times New Roman" w:hAnsi="Aptos Display" w:cs="Times New Roman"/>
-          <w:sz w:val="24"/>
-          <w:szCs w:val="24"/>
-        </w:rPr>
-        <w:t xml:space="preserve">1996 – </w:t>
-      </w:r>
-      <w:r>
-        <w:rPr>
-          <w:rFonts w:ascii="Aptos Display" w:eastAsia="Times New Roman" w:hAnsi="Aptos Display" w:cs="Times New Roman"/>
-          <w:sz w:val="24"/>
-          <w:szCs w:val="24"/>
-        </w:rPr>
-        <w:t>01/</w:t>
-      </w:r>
-      <w:r>
-        <w:rPr>
-          <w:rFonts w:ascii="Aptos Display" w:eastAsia="Times New Roman" w:hAnsi="Aptos Display" w:cs="Times New Roman"/>
-          <w:sz w:val="24"/>
-          <w:szCs w:val="24"/>
-        </w:rPr>
-        <w:t>1999</w:t>
-      </w:r>
-    </w:p>
-    <w:p>
-      <w:pPr>
-        <w:keepNext/>
-        <w:keepLines/>
-        <w:widowControl/>
+        <w:rPr>
+          <w:rFonts w:ascii="Aptos Display" w:hAnsi="Aptos Display"/>
+        </w:rPr>
+      </w:pPr>
+      <w:r>
+        <w:rPr>
+          <w:rFonts w:ascii="Aptos Display" w:hAnsi="Aptos Display"/>
+        </w:rPr>
+        <w:t>Conducted proof-of-concept work using IBM MQSeries and enterprise messaging platforms.</w:t>
+      </w:r>
+    </w:p>
+    <w:p>
+      <w:pPr>
+        <w:pStyle w:val="BulletedList"/>
         <w:numPr>
           <w:ilvl w:val="0"/>
           <w:numId w:val="2"/>
         </w:numPr>
+        <w:rPr>
+          <w:rFonts w:ascii="Aptos Display" w:hAnsi="Aptos Display"/>
+        </w:rPr>
+      </w:pPr>
+      <w:r>
+        <w:rPr>
+          <w:rFonts w:ascii="Aptos Display" w:hAnsi="Aptos Display"/>
+        </w:rPr>
+        <w:t>Collaborated with vendors and enterprise architects to deliver scalable integration solutions.</w:t>
+      </w:r>
+    </w:p>
+    <w:p>
+      <w:pPr>
+        <w:keepNext/>
+        <w:keepLines/>
+        <w:widowControl/>
+        <w:autoSpaceDE/>
+        <w:autoSpaceDN/>
+        <w:ind w:left="330" w:right="680"/>
+        <w:outlineLvl w:val="1"/>
+        <w:rPr>
+          <w:rFonts w:ascii="Aptos Display" w:hAnsi="Aptos Display"/>
+          <w:b/>
+          <w:spacing w:val="-4"/>
+          <w:w w:val="105"/>
+          <w:sz w:val="26"/>
+          <w:szCs w:val="26"/>
+        </w:rPr>
+      </w:pPr>
+      <w:r>
+        <w:rPr>
+          <w:rFonts w:ascii="Aptos Display" w:hAnsi="Aptos Display"/>
+          <w:b/>
+          <w:spacing w:val="-4"/>
+          <w:w w:val="105"/>
+          <w:sz w:val="26"/>
+          <w:szCs w:val="26"/>
+        </w:rPr>
+        <w:lastRenderedPageBreak/>
+        <w:t>PM Realty Group — MIS Manager</w:t>
+      </w:r>
+    </w:p>
+    <w:p>
+      <w:pPr>
+        <w:keepNext/>
+        <w:keepLines/>
+        <w:widowControl/>
         <w:autoSpaceDE/>
         <w:autoSpaceDN/>
         <w:spacing w:after="160"/>
-        <w:ind w:left="994" w:right="677"/>
-        <w:rPr>
-          <w:rFonts w:ascii="Aptos Display" w:eastAsia="Times New Roman" w:hAnsi="Aptos Display" w:cs="Times New Roman"/>
-          <w:sz w:val="24"/>
-          <w:szCs w:val="24"/>
-        </w:rPr>
-      </w:pPr>
-      <w:r>
-        <w:rPr>
-          <w:rFonts w:ascii="Aptos Display" w:eastAsia="Times New Roman" w:hAnsi="Aptos Display" w:cs="Times New Roman"/>
-          <w:sz w:val="24"/>
-          <w:szCs w:val="24"/>
-        </w:rPr>
-        <w:t>Managed IT operations supporting distributed corporate systems and business applications.</w:t>
+        <w:ind w:left="330" w:right="680"/>
+        <w:rPr>
+          <w:rFonts w:ascii="Aptos Display" w:eastAsia="Times New Roman" w:hAnsi="Aptos Display" w:cs="Times New Roman"/>
+          <w:sz w:val="24"/>
+          <w:szCs w:val="24"/>
+        </w:rPr>
+      </w:pPr>
+      <w:r>
+        <w:rPr>
+          <w:rFonts w:ascii="Aptos Display" w:eastAsia="Times New Roman" w:hAnsi="Aptos Display" w:cs="Times New Roman"/>
+          <w:sz w:val="24"/>
+          <w:szCs w:val="24"/>
+        </w:rPr>
+        <w:t>01/</w:t>
+      </w:r>
+      <w:r>
+        <w:rPr>
+          <w:rFonts w:ascii="Aptos Display" w:eastAsia="Times New Roman" w:hAnsi="Aptos Display" w:cs="Times New Roman"/>
+          <w:sz w:val="24"/>
+          <w:szCs w:val="24"/>
+        </w:rPr>
+        <w:t xml:space="preserve">1996 – </w:t>
+      </w:r>
+      <w:r>
+        <w:rPr>
+          <w:rFonts w:ascii="Aptos Display" w:eastAsia="Times New Roman" w:hAnsi="Aptos Display" w:cs="Times New Roman"/>
+          <w:sz w:val="24"/>
+          <w:szCs w:val="24"/>
+        </w:rPr>
+        <w:t>01/</w:t>
+      </w:r>
+      <w:r>
+        <w:rPr>
+          <w:rFonts w:ascii="Aptos Display" w:eastAsia="Times New Roman" w:hAnsi="Aptos Display" w:cs="Times New Roman"/>
+          <w:sz w:val="24"/>
+          <w:szCs w:val="24"/>
+        </w:rPr>
+        <w:t>1999</w:t>
       </w:r>
     </w:p>
     <w:p>
@@ -1961,11 +1487,13 @@
           <w:sz w:val="24"/>
           <w:szCs w:val="24"/>
         </w:rPr>
-        <w:t>Led network infrastructure upgrades and enterprise connectivity initiatives.</w:t>
-      </w:r>
-    </w:p>
-    <w:p>
-      <w:pPr>
+        <w:t>Managed IT operations supporting distributed corporate systems and business applications.</w:t>
+      </w:r>
+    </w:p>
+    <w:p>
+      <w:pPr>
+        <w:keepNext/>
+        <w:keepLines/>
         <w:widowControl/>
         <w:numPr>
           <w:ilvl w:val="0"/>
@@ -1974,143 +1502,20 @@
         <w:autoSpaceDE/>
         <w:autoSpaceDN/>
         <w:spacing w:after="160"/>
-        <w:ind w:left="1100" w:right="680"/>
-        <w:rPr>
-          <w:rFonts w:ascii="Aptos Display" w:eastAsia="Times New Roman" w:hAnsi="Aptos Display" w:cs="Times New Roman"/>
-          <w:sz w:val="24"/>
-          <w:szCs w:val="24"/>
-        </w:rPr>
-      </w:pPr>
-      <w:r>
-        <w:rPr>
-          <w:rFonts w:ascii="Aptos Display" w:eastAsia="Times New Roman" w:hAnsi="Aptos Display" w:cs="Times New Roman"/>
-          <w:sz w:val="24"/>
-          <w:szCs w:val="24"/>
-        </w:rPr>
-        <w:t xml:space="preserve">Developed SQL-based business systems </w:t>
-      </w:r>
-      <w:proofErr w:type="gramStart"/>
-      <w:r>
-        <w:rPr>
-          <w:rFonts w:ascii="Aptos Display" w:eastAsia="Times New Roman" w:hAnsi="Aptos Display" w:cs="Times New Roman"/>
-          <w:sz w:val="24"/>
-          <w:szCs w:val="24"/>
-        </w:rPr>
-        <w:t>supporting</w:t>
-      </w:r>
-      <w:proofErr w:type="gramEnd"/>
-      <w:r>
-        <w:rPr>
-          <w:rFonts w:ascii="Aptos Display" w:eastAsia="Times New Roman" w:hAnsi="Aptos Display" w:cs="Times New Roman"/>
-          <w:sz w:val="24"/>
-          <w:szCs w:val="24"/>
-        </w:rPr>
-        <w:t xml:space="preserve"> financial and asset management workflows.</w:t>
-      </w:r>
-    </w:p>
-    <w:p>
-      <w:pPr>
-        <w:widowControl/>
-        <w:tabs>
-          <w:tab w:val="right" w:pos="10080"/>
-        </w:tabs>
-        <w:autoSpaceDE/>
-        <w:autoSpaceDN/>
-        <w:ind w:left="330" w:right="680"/>
-        <w:rPr>
-          <w:rFonts w:ascii="Aptos Display" w:eastAsia="Times New Roman" w:hAnsi="Aptos Display" w:cs="Times New Roman"/>
-          <w:sz w:val="24"/>
-          <w:szCs w:val="24"/>
-        </w:rPr>
-      </w:pPr>
-      <w:r>
-        <w:rPr>
-          <w:rFonts w:ascii="Aptos Display" w:hAnsi="Aptos Display"/>
-          <w:b/>
-          <w:spacing w:val="-4"/>
-          <w:w w:val="105"/>
-          <w:sz w:val="26"/>
-          <w:szCs w:val="26"/>
-        </w:rPr>
-        <w:t>Access Development Corp — System Administrator / Programmer</w:t>
-      </w:r>
-    </w:p>
-    <w:p>
-      <w:pPr>
-        <w:ind w:left="331"/>
-        <w:rPr>
-          <w:rFonts w:ascii="Aptos Display" w:hAnsi="Aptos Display"/>
-          <w:spacing w:val="-4"/>
-          <w:w w:val="105"/>
-          <w:sz w:val="26"/>
-          <w:szCs w:val="26"/>
-        </w:rPr>
-      </w:pPr>
-      <w:r>
-        <w:rPr>
-          <w:rFonts w:ascii="Aptos Display" w:hAnsi="Aptos Display"/>
-          <w:spacing w:val="-4"/>
-          <w:w w:val="105"/>
-          <w:sz w:val="26"/>
-          <w:szCs w:val="26"/>
-        </w:rPr>
-        <w:t xml:space="preserve">Industry / Client Focus: </w:t>
-      </w:r>
-      <w:r>
-        <w:rPr>
-          <w:rFonts w:ascii="Aptos Display" w:hAnsi="Aptos Display"/>
-          <w:spacing w:val="-4"/>
-          <w:w w:val="105"/>
-          <w:sz w:val="26"/>
-          <w:szCs w:val="26"/>
-        </w:rPr>
-        <w:t>Travel and merchandise discount platform</w:t>
-      </w:r>
-    </w:p>
-    <w:p>
-      <w:pPr>
-        <w:widowControl/>
-        <w:autoSpaceDE/>
-        <w:autoSpaceDN/>
-        <w:spacing w:after="160"/>
-        <w:ind w:left="330" w:right="680"/>
-        <w:rPr>
-          <w:rFonts w:ascii="Aptos Display" w:eastAsia="Times New Roman" w:hAnsi="Aptos Display" w:cs="Times New Roman"/>
-          <w:sz w:val="24"/>
-          <w:szCs w:val="24"/>
-        </w:rPr>
-      </w:pPr>
-      <w:r>
-        <w:rPr>
-          <w:rFonts w:ascii="Aptos Display" w:eastAsia="Times New Roman" w:hAnsi="Aptos Display" w:cs="Times New Roman"/>
-          <w:sz w:val="24"/>
-          <w:szCs w:val="24"/>
-        </w:rPr>
-        <w:t>05/</w:t>
-      </w:r>
-      <w:r>
-        <w:rPr>
-          <w:rFonts w:ascii="Aptos Display" w:eastAsia="Times New Roman" w:hAnsi="Aptos Display" w:cs="Times New Roman"/>
-          <w:sz w:val="24"/>
-          <w:szCs w:val="24"/>
-        </w:rPr>
-        <w:t xml:space="preserve">1986 – </w:t>
-      </w:r>
-      <w:r>
-        <w:rPr>
-          <w:rFonts w:ascii="Aptos Display" w:eastAsia="Times New Roman" w:hAnsi="Aptos Display" w:cs="Times New Roman"/>
-          <w:sz w:val="24"/>
-          <w:szCs w:val="24"/>
-        </w:rPr>
-        <w:t>01/</w:t>
-      </w:r>
-      <w:r>
-        <w:rPr>
-          <w:rFonts w:ascii="Aptos Display" w:eastAsia="Times New Roman" w:hAnsi="Aptos Display" w:cs="Times New Roman"/>
-          <w:sz w:val="24"/>
-          <w:szCs w:val="24"/>
-        </w:rPr>
-        <w:t>1996</w:t>
+        <w:ind w:left="994" w:right="677"/>
+        <w:rPr>
+          <w:rFonts w:ascii="Aptos Display" w:eastAsia="Times New Roman" w:hAnsi="Aptos Display" w:cs="Times New Roman"/>
+          <w:sz w:val="24"/>
+          <w:szCs w:val="24"/>
+        </w:rPr>
+      </w:pPr>
+      <w:r>
+        <w:rPr>
+          <w:rFonts w:ascii="Aptos Display" w:eastAsia="Times New Roman" w:hAnsi="Aptos Display" w:cs="Times New Roman"/>
+          <w:sz w:val="24"/>
+          <w:szCs w:val="24"/>
+        </w:rPr>
+        <w:t>Led network infrastructure upgrades and enterprise connectivity initiatives.</w:t>
       </w:r>
     </w:p>
     <w:p>
@@ -2123,20 +1528,111 @@
         <w:autoSpaceDE/>
         <w:autoSpaceDN/>
         <w:spacing w:after="160"/>
-        <w:ind w:left="994" w:right="677"/>
-        <w:rPr>
-          <w:rFonts w:ascii="Aptos Display" w:eastAsia="Times New Roman" w:hAnsi="Aptos Display" w:cs="Times New Roman"/>
-          <w:sz w:val="24"/>
-          <w:szCs w:val="24"/>
-        </w:rPr>
-      </w:pPr>
-      <w:r>
-        <w:rPr>
-          <w:rFonts w:ascii="Aptos Display" w:eastAsia="Times New Roman" w:hAnsi="Aptos Display" w:cs="Times New Roman"/>
-          <w:sz w:val="24"/>
-          <w:szCs w:val="24"/>
-        </w:rPr>
-        <w:t>Developed CRM and shipping system modules supporting internal business operations.</w:t>
+        <w:ind w:left="1100" w:right="680"/>
+        <w:rPr>
+          <w:rFonts w:ascii="Aptos Display" w:eastAsia="Times New Roman" w:hAnsi="Aptos Display" w:cs="Times New Roman"/>
+          <w:sz w:val="24"/>
+          <w:szCs w:val="24"/>
+        </w:rPr>
+      </w:pPr>
+      <w:r>
+        <w:rPr>
+          <w:rFonts w:ascii="Aptos Display" w:eastAsia="Times New Roman" w:hAnsi="Aptos Display" w:cs="Times New Roman"/>
+          <w:sz w:val="24"/>
+          <w:szCs w:val="24"/>
+        </w:rPr>
+        <w:t xml:space="preserve">Developed SQL-based business systems </w:t>
+      </w:r>
+      <w:proofErr w:type="gramStart"/>
+      <w:r>
+        <w:rPr>
+          <w:rFonts w:ascii="Aptos Display" w:eastAsia="Times New Roman" w:hAnsi="Aptos Display" w:cs="Times New Roman"/>
+          <w:sz w:val="24"/>
+          <w:szCs w:val="24"/>
+        </w:rPr>
+        <w:t>supporting</w:t>
+      </w:r>
+      <w:proofErr w:type="gramEnd"/>
+      <w:r>
+        <w:rPr>
+          <w:rFonts w:ascii="Aptos Display" w:eastAsia="Times New Roman" w:hAnsi="Aptos Display" w:cs="Times New Roman"/>
+          <w:sz w:val="24"/>
+          <w:szCs w:val="24"/>
+        </w:rPr>
+        <w:t xml:space="preserve"> financial and asset management workflows.</w:t>
+      </w:r>
+    </w:p>
+    <w:p>
+      <w:pPr>
+        <w:widowControl/>
+        <w:tabs>
+          <w:tab w:val="right" w:pos="10080"/>
+        </w:tabs>
+        <w:autoSpaceDE/>
+        <w:autoSpaceDN/>
+        <w:ind w:left="330" w:right="680"/>
+        <w:rPr>
+          <w:rFonts w:ascii="Aptos Display" w:eastAsia="Times New Roman" w:hAnsi="Aptos Display" w:cs="Times New Roman"/>
+          <w:sz w:val="24"/>
+          <w:szCs w:val="24"/>
+        </w:rPr>
+      </w:pPr>
+      <w:r>
+        <w:rPr>
+          <w:rFonts w:ascii="Aptos Display" w:hAnsi="Aptos Display"/>
+          <w:b/>
+          <w:spacing w:val="-4"/>
+          <w:w w:val="105"/>
+          <w:sz w:val="26"/>
+          <w:szCs w:val="26"/>
+        </w:rPr>
+        <w:t>Access Development Corp — System Administrator / Programmer</w:t>
+      </w:r>
+    </w:p>
+    <w:p>
+      <w:pPr>
+        <w:widowControl/>
+        <w:autoSpaceDE/>
+        <w:autoSpaceDN/>
+        <w:spacing w:after="160"/>
+        <w:ind w:left="330" w:right="680"/>
+        <w:rPr>
+          <w:rFonts w:ascii="Aptos Display" w:eastAsia="Times New Roman" w:hAnsi="Aptos Display" w:cs="Times New Roman"/>
+          <w:sz w:val="24"/>
+          <w:szCs w:val="24"/>
+        </w:rPr>
+      </w:pPr>
+      <w:r>
+        <w:rPr>
+          <w:rFonts w:ascii="Aptos Display" w:eastAsia="Times New Roman" w:hAnsi="Aptos Display" w:cs="Times New Roman"/>
+          <w:sz w:val="24"/>
+          <w:szCs w:val="24"/>
+        </w:rPr>
+        <w:t>05/</w:t>
+      </w:r>
+      <w:r>
+        <w:rPr>
+          <w:rFonts w:ascii="Aptos Display" w:eastAsia="Times New Roman" w:hAnsi="Aptos Display" w:cs="Times New Roman"/>
+          <w:sz w:val="24"/>
+          <w:szCs w:val="24"/>
+        </w:rPr>
+        <w:t xml:space="preserve">1986 – </w:t>
+      </w:r>
+      <w:r>
+        <w:rPr>
+          <w:rFonts w:ascii="Aptos Display" w:eastAsia="Times New Roman" w:hAnsi="Aptos Display" w:cs="Times New Roman"/>
+          <w:sz w:val="24"/>
+          <w:szCs w:val="24"/>
+        </w:rPr>
+        <w:t>01/</w:t>
+      </w:r>
+      <w:r>
+        <w:rPr>
+          <w:rFonts w:ascii="Aptos Display" w:eastAsia="Times New Roman" w:hAnsi="Aptos Display" w:cs="Times New Roman"/>
+          <w:sz w:val="24"/>
+          <w:szCs w:val="24"/>
+        </w:rPr>
+        <w:t>1996</w:t>
       </w:r>
     </w:p>
     <w:p>
@@ -2149,6 +1645,32 @@
         <w:autoSpaceDE/>
         <w:autoSpaceDN/>
         <w:spacing w:after="160"/>
+        <w:ind w:left="994" w:right="677"/>
+        <w:rPr>
+          <w:rFonts w:ascii="Aptos Display" w:eastAsia="Times New Roman" w:hAnsi="Aptos Display" w:cs="Times New Roman"/>
+          <w:sz w:val="24"/>
+          <w:szCs w:val="24"/>
+        </w:rPr>
+      </w:pPr>
+      <w:r>
+        <w:rPr>
+          <w:rFonts w:ascii="Aptos Display" w:eastAsia="Times New Roman" w:hAnsi="Aptos Display" w:cs="Times New Roman"/>
+          <w:sz w:val="24"/>
+          <w:szCs w:val="24"/>
+        </w:rPr>
+        <w:t>Developed CRM and shipping system modules supporting internal business operations.</w:t>
+      </w:r>
+    </w:p>
+    <w:p>
+      <w:pPr>
+        <w:widowControl/>
+        <w:numPr>
+          <w:ilvl w:val="0"/>
+          <w:numId w:val="2"/>
+        </w:numPr>
+        <w:autoSpaceDE/>
+        <w:autoSpaceDN/>
+        <w:spacing w:after="160"/>
         <w:ind w:left="990" w:right="680"/>
         <w:rPr>
           <w:rFonts w:ascii="Aptos Display" w:eastAsia="Times New Roman" w:hAnsi="Aptos Display" w:cs="Times New Roman"/>
@@ -2355,7 +1877,6 @@
           <w:sz w:val="24"/>
           <w:szCs w:val="24"/>
         </w:rPr>
-        <w:lastRenderedPageBreak/>
         <w:t xml:space="preserve">Enterprise application integration, REST APIs, message-based </w:t>
       </w:r>
       <w:proofErr w:type="gramStart"/>
@@ -2652,6 +2173,7 @@
           <w:sz w:val="26"/>
           <w:szCs w:val="26"/>
         </w:rPr>
+        <w:lastRenderedPageBreak/>
         <w:t>DevOps &amp; Operations</w:t>
       </w:r>
     </w:p>
@@ -2838,7 +2360,7 @@
       </w:pPr>
     </w:p>
     <w:sectPr>
-      <w:footerReference w:type="default" r:id="rId10"/>
+      <w:footerReference w:type="default" r:id="rId9"/>
       <w:type w:val="continuous"/>
       <w:pgSz w:w="12240" w:h="15840"/>
       <w:pgMar w:top="980" w:right="720" w:bottom="700" w:left="720" w:header="0" w:footer="507" w:gutter="0"/>
@@ -2871,289 +2393,151 @@
 <w:ftr xmlns:wpc="http://schemas.microsoft.com/office/word/2010/wordprocessingCanvas" xmlns:cx="http://schemas.microsoft.com/office/drawing/2014/chartex" xmlns:cx1="http://schemas.microsoft.com/office/drawing/2015/9/8/chartex" xmlns:cx2="http://schemas.microsoft.com/office/drawing/2015/10/21/chartex" xmlns:cx3="http://schemas.microsoft.com/office/drawing/2016/5/9/chartex" xmlns:cx4="http://schemas.microsoft.com/office/drawing/2016/5/10/chartex" xmlns:cx5="http://schemas.microsoft.com/office/drawing/2016/5/11/chartex" xmlns:cx6="http://schemas.microsoft.com/office/drawing/2016/5/12/chartex" xmlns:cx7="http://schemas.microsoft.com/office/drawing/2016/5/13/chartex" xmlns:cx8="http://schemas.microsoft.com/office/drawing/2016/5/14/chartex" xmlns:mc="http://schemas.openxmlformats.org/markup-compatibility/2006" xmlns:aink="http://schemas.microsoft.com/office/drawing/2016/ink" xmlns:am3d="http://schemas.microsoft.com/office/drawing/2017/model3d" xmlns:o="urn:schemas-microsoft-com:office:office" xmlns:oel="http://schemas.microsoft.com/office/2019/extlst" xmlns:r="http://schemas.openxmlformats.org/officeDocument/2006/relationships" xmlns:m="http://schemas.openxmlformats.org/officeDocument/2006/math" xmlns:v="urn:schemas-microsoft-com:vml" xmlns:wp14="http://schemas.microsoft.com/office/word/2010/wordprocessingDrawing" xmlns:wp="http://schemas.openxmlformats.org/drawingml/2006/wordprocessingDrawing" xmlns:w10="urn:schemas-microsoft-com:office:word" xmlns:w="http://schemas.openxmlformats.org/wordprocessingml/2006/main" xmlns:w14="http://schemas.microsoft.com/office/word/2010/wordml" xmlns:w15="http://schemas.microsoft.com/office/word/2012/wordml" xmlns:w16cex="http://schemas.microsoft.com/office/word/2018/wordml/cex" xmlns:w16cid="http://schemas.microsoft.com/office/word/2016/wordml/cid" xmlns:w16="http://schemas.microsoft.com/office/word/2018/wordml" xmlns:w16du="http://schemas.microsoft.com/office/word/2023/wordml/word16du" xmlns:w16sdtdh="http://schemas.microsoft.com/office/word/2020/wordml/sdtdatahash" xmlns:w16sdtfl="http://schemas.microsoft.com/office/word/2024/wordml/sdtformatlock" xmlns:w16se="http://schemas.microsoft.com/office/word/2015/wordml/symex" xmlns:wpg="http://schemas.microsoft.com/office/word/2010/wordprocessingGroup" xmlns:wpi="http://schemas.microsoft.com/office/word/2010/wordprocessingInk" xmlns:wne="http://schemas.microsoft.com/office/word/2006/wordml" xmlns:wps="http://schemas.microsoft.com/office/word/2010/wordprocessingShape" mc:Ignorable="w14 w15 w16se w16cid w16 w16cex w16sdtdh w16sdtfl w16du wp14">
   <w:p>
     <w:pPr>
-      <w:pStyle w:val="Footer"/>
-      <w:pBdr>
-        <w:bottom w:val="single" w:sz="6" w:space="1" w:color="auto"/>
-      </w:pBdr>
-      <w:tabs>
-        <w:tab w:val="clear" w:pos="4680"/>
-        <w:tab w:val="clear" w:pos="9360"/>
-        <w:tab w:val="right" w:pos="10560"/>
-      </w:tabs>
-      <w:rPr>
-        <w:rFonts w:ascii="Aptos Display" w:hAnsi="Aptos Display"/>
-      </w:rPr>
-    </w:pPr>
-  </w:p>
-  <w:p>
-    <w:pPr>
-      <w:pStyle w:val="Footer"/>
-      <w:tabs>
-        <w:tab w:val="clear" w:pos="4680"/>
-        <w:tab w:val="clear" w:pos="9360"/>
-        <w:tab w:val="right" w:pos="10780"/>
-      </w:tabs>
-      <w:rPr>
-        <w:rFonts w:ascii="Aptos Display" w:hAnsi="Aptos Display"/>
-      </w:rPr>
+      <w:pStyle w:val="BodyText"/>
+      <w:spacing w:line="14" w:lineRule="auto"/>
+      <w:ind w:left="0"/>
     </w:pPr>
     <w:r>
       <w:rPr>
-        <w:rFonts w:ascii="Aptos Display" w:hAnsi="Aptos Display"/>
-      </w:rPr>
-      <w:t>David Omer •</w:t>
+        <w:noProof/>
+      </w:rPr>
+      <mc:AlternateContent>
+        <mc:Choice Requires="wps">
+          <w:drawing>
+            <wp:anchor distT="0" distB="0" distL="0" distR="0" simplePos="0" relativeHeight="251658240" behindDoc="1" locked="0" layoutInCell="1" allowOverlap="1" wp14:anchorId="60F405D1" wp14:editId="0C900D7A">
+              <wp:simplePos x="0" y="0"/>
+              <wp:positionH relativeFrom="page">
+                <wp:posOffset>3816464</wp:posOffset>
+              </wp:positionH>
+              <wp:positionV relativeFrom="page">
+                <wp:posOffset>9596878</wp:posOffset>
+              </wp:positionV>
+              <wp:extent cx="152400" cy="205104"/>
+              <wp:effectExtent l="0" t="0" r="0" b="0"/>
+              <wp:wrapNone/>
+              <wp:docPr id="1" name="Textbox 1"/>
+              <wp:cNvGraphicFramePr>
+                <a:graphicFrameLocks xmlns:a="http://schemas.openxmlformats.org/drawingml/2006/main"/>
+              </wp:cNvGraphicFramePr>
+              <a:graphic xmlns:a="http://schemas.openxmlformats.org/drawingml/2006/main">
+                <a:graphicData uri="http://schemas.microsoft.com/office/word/2010/wordprocessingShape">
+                  <wps:wsp>
+                    <wps:cNvSpPr txBox="1">
+                      <a:spLocks/>
+                    </wps:cNvSpPr>
+                    <wps:spPr>
+                      <a:xfrm>
+                        <a:off x="0" y="0"/>
+                        <a:ext cx="152400" cy="205104"/>
+                      </a:xfrm>
+                      <a:prstGeom prst="rect">
+                        <a:avLst/>
+                      </a:prstGeom>
+                    </wps:spPr>
+                    <wps:txbx>
+                      <w:txbxContent>
+                        <w:p>
+                          <w:pPr>
+                            <w:pStyle w:val="BodyText"/>
+                            <w:spacing w:before="34"/>
+                            <w:ind w:left="60"/>
+                          </w:pPr>
+                          <w:r>
+                            <w:rPr>
+                              <w:spacing w:val="-10"/>
+                            </w:rPr>
+                            <w:fldChar w:fldCharType="begin"/>
+                          </w:r>
+                          <w:r>
+                            <w:rPr>
+                              <w:spacing w:val="-10"/>
+                            </w:rPr>
+                            <w:instrText xml:space="preserve"> PAGE </w:instrText>
+                          </w:r>
+                          <w:r>
+                            <w:rPr>
+                              <w:spacing w:val="-10"/>
+                            </w:rPr>
+                            <w:fldChar w:fldCharType="separate"/>
+                          </w:r>
+                          <w:r>
+                            <w:rPr>
+                              <w:spacing w:val="-10"/>
+                            </w:rPr>
+                            <w:t>1</w:t>
+                          </w:r>
+                          <w:r>
+                            <w:rPr>
+                              <w:spacing w:val="-10"/>
+                            </w:rPr>
+                            <w:fldChar w:fldCharType="end"/>
+                          </w:r>
+                        </w:p>
+                      </w:txbxContent>
+                    </wps:txbx>
+                    <wps:bodyPr wrap="square" lIns="0" tIns="0" rIns="0" bIns="0" rtlCol="0">
+                      <a:noAutofit/>
+                    </wps:bodyPr>
+                  </wps:wsp>
+                </a:graphicData>
+              </a:graphic>
+            </wp:anchor>
+          </w:drawing>
+        </mc:Choice>
+        <mc:Fallback>
+          <w:pict>
+            <v:shapetype w14:anchorId="60F405D1" id="_x0000_t202" coordsize="21600,21600" o:spt="202" path="m,l,21600r21600,l21600,xe">
+              <v:stroke joinstyle="miter"/>
+              <v:path gradientshapeok="t" o:connecttype="rect"/>
+            </v:shapetype>
+            <v:shape id="Textbox 1" o:spid="_x0000_s1026" type="#_x0000_t202" style="position:absolute;margin-left:300.5pt;margin-top:755.65pt;width:12pt;height:16.15pt;z-index:-251658240;visibility:visible;mso-wrap-style:square;mso-wrap-distance-left:0;mso-wrap-distance-top:0;mso-wrap-distance-right:0;mso-wrap-distance-bottom:0;mso-position-horizontal:absolute;mso-position-horizontal-relative:page;mso-position-vertical:absolute;mso-position-vertical-relative:page;v-text-anchor:top" o:gfxdata="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" filled="f" stroked="f">
+              <v:textbox inset="0,0,0,0">
+                <w:txbxContent>
+                  <w:p>
+                    <w:pPr>
+                      <w:pStyle w:val="BodyText"/>
+                      <w:spacing w:before="34"/>
+                      <w:ind w:left="60"/>
+                    </w:pPr>
+                    <w:r>
+                      <w:rPr>
+                        <w:spacing w:val="-10"/>
+                      </w:rPr>
+                      <w:fldChar w:fldCharType="begin"/>
+                    </w:r>
+                    <w:r>
+                      <w:rPr>
+                        <w:spacing w:val="-10"/>
+                      </w:rPr>
+                      <w:instrText xml:space="preserve"> PAGE </w:instrText>
+                    </w:r>
+                    <w:r>
+                      <w:rPr>
+                        <w:spacing w:val="-10"/>
+                      </w:rPr>
+                      <w:fldChar w:fldCharType="separate"/>
+                    </w:r>
+                    <w:r>
+                      <w:rPr>
+                        <w:spacing w:val="-10"/>
+                      </w:rPr>
+                      <w:t>1</w:t>
+                    </w:r>
+                    <w:r>
+                      <w:rPr>
+                        <w:spacing w:val="-10"/>
+                      </w:rPr>
+                      <w:fldChar w:fldCharType="end"/>
+                    </w:r>
+                  </w:p>
+                </w:txbxContent>
+              </v:textbox>
+              <w10:wrap anchorx="page" anchory="page"/>
+            </v:shape>
+          </w:pict>
+        </mc:Fallback>
+      </mc:AlternateContent>
     </w:r>
-    <w:r>
-      <w:rPr>
-        <w:rFonts w:ascii="Aptos Display" w:hAnsi="Aptos Display"/>
-        <w:spacing w:val="46"/>
-      </w:rPr>
-      <w:t xml:space="preserve"> </w:t>
-    </w:r>
-    <w:hyperlink r:id="rId1" w:history="1">
-      <w:r>
-        <w:rPr>
-          <w:rStyle w:val="Hyperlink"/>
-          <w:rFonts w:ascii="Aptos Display" w:hAnsi="Aptos Display"/>
-        </w:rPr>
-        <w:t>c</w:t>
-      </w:r>
-      <w:r>
-        <w:rPr>
-          <w:rStyle w:val="Hyperlink"/>
-          <w:rFonts w:ascii="Aptos Display" w:hAnsi="Aptos Display"/>
-        </w:rPr>
-        <w:t>ompute</w:t>
-      </w:r>
-      <w:r>
-        <w:rPr>
-          <w:rStyle w:val="Hyperlink"/>
-          <w:rFonts w:ascii="Aptos Display" w:hAnsi="Aptos Display"/>
-        </w:rPr>
-        <w:t>456@outlook.com</w:t>
-      </w:r>
-    </w:hyperlink>
-    <w:r>
-      <w:rPr>
-        <w:rFonts w:ascii="Aptos Display" w:hAnsi="Aptos Display" w:cs="Times New Roman"/>
-        <w:spacing w:val="47"/>
-        <w:w w:val="105"/>
-      </w:rPr>
-      <w:t xml:space="preserve"> </w:t>
-    </w:r>
-    <w:r>
-      <w:rPr>
-        <w:rFonts w:ascii="Aptos Display" w:hAnsi="Aptos Display" w:cs="Times New Roman"/>
-        <w:w w:val="105"/>
-      </w:rPr>
-      <w:t>•</w:t>
-    </w:r>
-    <w:r>
-      <w:rPr>
-        <w:rFonts w:ascii="Aptos Display" w:hAnsi="Aptos Display" w:cs="Times New Roman"/>
-        <w:spacing w:val="46"/>
-        <w:w w:val="105"/>
-      </w:rPr>
-      <w:t xml:space="preserve"> </w:t>
-    </w:r>
-    <w:hyperlink r:id="rId2" w:history="1">
-      <w:r>
-        <w:rPr>
-          <w:rStyle w:val="Hyperlink"/>
-          <w:rFonts w:ascii="Aptos Display" w:hAnsi="Aptos Display" w:cs="Times New Roman"/>
-          <w:w w:val="105"/>
-        </w:rPr>
-        <w:t>https://david.simplifai.team</w:t>
-      </w:r>
-    </w:hyperlink>
-    <w:r>
-      <w:rPr>
-        <w:rFonts w:ascii="Aptos Display" w:hAnsi="Aptos Display"/>
-        <w:spacing w:val="47"/>
-      </w:rPr>
-      <w:t xml:space="preserve"> </w:t>
-    </w:r>
-    <w:r>
-      <w:rPr>
-        <w:rFonts w:ascii="Aptos Display" w:hAnsi="Aptos Display"/>
-      </w:rPr>
-      <w:t>•</w:t>
-    </w:r>
-    <w:r>
-      <w:rPr>
-        <w:rFonts w:ascii="Aptos Display" w:hAnsi="Aptos Display"/>
-        <w:spacing w:val="46"/>
-      </w:rPr>
-      <w:t xml:space="preserve"> </w:t>
-    </w:r>
-    <w:r>
-      <w:rPr>
-        <w:rFonts w:ascii="Aptos Display" w:hAnsi="Aptos Display"/>
-      </w:rPr>
-      <w:t>+1</w:t>
-    </w:r>
-    <w:r>
-      <w:rPr>
-        <w:rFonts w:ascii="Aptos Display" w:hAnsi="Aptos Display"/>
-        <w:spacing w:val="-3"/>
-      </w:rPr>
-      <w:t xml:space="preserve"> </w:t>
-    </w:r>
-    <w:r>
-      <w:rPr>
-        <w:rFonts w:ascii="Aptos Display" w:hAnsi="Aptos Display"/>
-      </w:rPr>
-      <w:t>562-833-4552</w:t>
-    </w:r>
-    <w:r>
-      <w:rPr>
-        <w:rFonts w:ascii="Aptos Display" w:hAnsi="Aptos Display"/>
-      </w:rPr>
-      <w:tab/>
-    </w:r>
-    <w:sdt>
-      <w:sdtPr>
-        <w:rPr>
-          <w:rFonts w:ascii="Aptos Display" w:hAnsi="Aptos Display"/>
-        </w:rPr>
-        <w:id w:val="1486276946"/>
-        <w:docPartObj>
-          <w:docPartGallery w:val="Page Numbers (Bottom of Page)"/>
-          <w:docPartUnique/>
-        </w:docPartObj>
-      </w:sdtPr>
-      <w:sdtEndPr/>
-      <w:sdtContent>
-        <w:sdt>
-          <w:sdtPr>
-            <w:rPr>
-              <w:rFonts w:ascii="Aptos Display" w:hAnsi="Aptos Display"/>
-            </w:rPr>
-            <w:id w:val="-1769616900"/>
-            <w:docPartObj>
-              <w:docPartGallery w:val="Page Numbers (Top of Page)"/>
-              <w:docPartUnique/>
-            </w:docPartObj>
-          </w:sdtPr>
-          <w:sdtEndPr/>
-          <w:sdtContent>
-            <w:r>
-              <w:rPr>
-                <w:rFonts w:ascii="Aptos Display" w:hAnsi="Aptos Display"/>
-              </w:rPr>
-              <w:t xml:space="preserve">Page </w:t>
-            </w:r>
-            <w:r>
-              <w:rPr>
-                <w:rFonts w:ascii="Aptos Display" w:hAnsi="Aptos Display"/>
-                <w:b/>
-                <w:bCs/>
-                <w:sz w:val="24"/>
-                <w:szCs w:val="24"/>
-              </w:rPr>
-              <w:fldChar w:fldCharType="begin"/>
-            </w:r>
-            <w:r>
-              <w:rPr>
-                <w:rFonts w:ascii="Aptos Display" w:hAnsi="Aptos Display"/>
-                <w:b/>
-                <w:bCs/>
-              </w:rPr>
-              <w:instrText xml:space="preserve"> PAGE </w:instrText>
-            </w:r>
-            <w:r>
-              <w:rPr>
-                <w:rFonts w:ascii="Aptos Display" w:hAnsi="Aptos Display"/>
-                <w:b/>
-                <w:bCs/>
-                <w:sz w:val="24"/>
-                <w:szCs w:val="24"/>
-              </w:rPr>
-              <w:fldChar w:fldCharType="separate"/>
-            </w:r>
-            <w:r>
-              <w:rPr>
-                <w:rFonts w:ascii="Aptos Display" w:hAnsi="Aptos Display"/>
-                <w:b/>
-                <w:bCs/>
-              </w:rPr>
-              <w:t>1</w:t>
-            </w:r>
-            <w:r>
-              <w:rPr>
-                <w:rFonts w:ascii="Aptos Display" w:hAnsi="Aptos Display"/>
-                <w:b/>
-                <w:bCs/>
-                <w:sz w:val="24"/>
-                <w:szCs w:val="24"/>
-              </w:rPr>
-              <w:fldChar w:fldCharType="end"/>
-            </w:r>
-            <w:r>
-              <w:rPr>
-                <w:rFonts w:ascii="Aptos Display" w:hAnsi="Aptos Display"/>
-              </w:rPr>
-              <w:t xml:space="preserve"> of </w:t>
-            </w:r>
-            <w:r>
-              <w:rPr>
-                <w:rFonts w:ascii="Aptos Display" w:hAnsi="Aptos Display"/>
-                <w:b/>
-                <w:bCs/>
-                <w:sz w:val="24"/>
-                <w:szCs w:val="24"/>
-              </w:rPr>
-              <w:fldChar w:fldCharType="begin"/>
-            </w:r>
-            <w:r>
-              <w:rPr>
-                <w:rFonts w:ascii="Aptos Display" w:hAnsi="Aptos Display"/>
-                <w:b/>
-                <w:bCs/>
-              </w:rPr>
-              <w:instrText xml:space="preserve"> NUMPAGES  </w:instrText>
-            </w:r>
-            <w:r>
-              <w:rPr>
-                <w:rFonts w:ascii="Aptos Display" w:hAnsi="Aptos Display"/>
-                <w:b/>
-                <w:bCs/>
-                <w:sz w:val="24"/>
-                <w:szCs w:val="24"/>
-              </w:rPr>
-              <w:fldChar w:fldCharType="separate"/>
-            </w:r>
-            <w:r>
-              <w:rPr>
-                <w:rFonts w:ascii="Aptos Display" w:hAnsi="Aptos Display"/>
-                <w:b/>
-                <w:bCs/>
-              </w:rPr>
-              <w:t>4</w:t>
-            </w:r>
-            <w:r>
-              <w:rPr>
-                <w:rFonts w:ascii="Aptos Display" w:hAnsi="Aptos Display"/>
-                <w:b/>
-                <w:bCs/>
-                <w:sz w:val="24"/>
-                <w:szCs w:val="24"/>
-              </w:rPr>
-              <w:fldChar w:fldCharType="end"/>
-            </w:r>
-          </w:sdtContent>
-        </w:sdt>
-      </w:sdtContent>
-    </w:sdt>
-  </w:p>
-  <w:p>
-    <w:pPr>
-      <w:pStyle w:val="Footer"/>
-      <w:tabs>
-        <w:tab w:val="clear" w:pos="9360"/>
-        <w:tab w:val="right" w:pos="10560"/>
-      </w:tabs>
-    </w:pPr>
   </w:p>
 </w:ftr>
 </file>
@@ -5123,75 +4507,21 @@
       <w:szCs w:val="24"/>
     </w:rPr>
   </w:style>
-  <w:style w:type="character" w:styleId="Hyperlink">
-    <w:name w:val="Hyperlink"/>
-    <w:basedOn w:val="DefaultParagraphFont"/>
-    <w:uiPriority w:val="99"/>
-    <w:unhideWhenUsed/>
-    <w:rsid w:val="00B60610"/>
+  <w:style w:type="paragraph" w:customStyle="1" w:styleId="ResumeRole">
+    <w:name w:val="Resume Role"/>
+    <w:basedOn w:val="Normal"/>
+    <w:rsid w:val="00E866CD"/>
+    <w:pPr>
+      <w:widowControl/>
+      <w:autoSpaceDE/>
+      <w:autoSpaceDN/>
+      <w:spacing w:before="50"/>
+    </w:pPr>
     <w:rPr>
-      <w:color w:val="0000FF" w:themeColor="hyperlink"/>
-      <w:u w:val="single"/>
-    </w:rPr>
-  </w:style>
-  <w:style w:type="character" w:styleId="UnresolvedMention">
-    <w:name w:val="Unresolved Mention"/>
-    <w:basedOn w:val="DefaultParagraphFont"/>
-    <w:uiPriority w:val="99"/>
-    <w:semiHidden/>
-    <w:unhideWhenUsed/>
-    <w:rsid w:val="00B60610"/>
-    <w:rPr>
-      <w:color w:val="605E5C"/>
-      <w:shd w:val="clear" w:color="auto" w:fill="E1DFDD"/>
-    </w:rPr>
-  </w:style>
-  <w:style w:type="paragraph" w:styleId="Header">
-    <w:name w:val="header"/>
-    <w:basedOn w:val="Normal"/>
-    <w:link w:val="HeaderChar"/>
-    <w:uiPriority w:val="99"/>
-    <w:unhideWhenUsed/>
-    <w:rsid w:val="00B60610"/>
-    <w:pPr>
-      <w:tabs>
-        <w:tab w:val="center" w:pos="4680"/>
-        <w:tab w:val="right" w:pos="9360"/>
-      </w:tabs>
-    </w:pPr>
-  </w:style>
-  <w:style w:type="character" w:customStyle="1" w:styleId="HeaderChar">
-    <w:name w:val="Header Char"/>
-    <w:basedOn w:val="DefaultParagraphFont"/>
-    <w:link w:val="Header"/>
-    <w:uiPriority w:val="99"/>
-    <w:rsid w:val="00B60610"/>
-    <w:rPr>
-      <w:rFonts w:ascii="Palatino Linotype" w:eastAsia="Palatino Linotype" w:hAnsi="Palatino Linotype" w:cs="Palatino Linotype"/>
-    </w:rPr>
-  </w:style>
-  <w:style w:type="paragraph" w:styleId="Footer">
-    <w:name w:val="footer"/>
-    <w:basedOn w:val="Normal"/>
-    <w:link w:val="FooterChar"/>
-    <w:uiPriority w:val="99"/>
-    <w:unhideWhenUsed/>
-    <w:rsid w:val="00B60610"/>
-    <w:pPr>
-      <w:tabs>
-        <w:tab w:val="center" w:pos="4680"/>
-        <w:tab w:val="right" w:pos="9360"/>
-      </w:tabs>
-    </w:pPr>
-  </w:style>
-  <w:style w:type="character" w:customStyle="1" w:styleId="FooterChar">
-    <w:name w:val="Footer Char"/>
-    <w:basedOn w:val="DefaultParagraphFont"/>
-    <w:link w:val="Footer"/>
-    <w:uiPriority w:val="99"/>
-    <w:rsid w:val="00B60610"/>
-    <w:rPr>
-      <w:rFonts w:ascii="Palatino Linotype" w:eastAsia="Palatino Linotype" w:hAnsi="Palatino Linotype" w:cs="Palatino Linotype"/>
+      <w:rFonts w:ascii="Arial" w:eastAsia="Arial" w:hAnsi="Arial" w:cstheme="minorBidi"/>
+      <w:b/>
+      <w:color w:val="000000"/>
+      <w:sz w:val="19"/>
     </w:rPr>
   </w:style>
 </w:styles>

--- a/resumes/middleware_resume.docx
+++ b/resumes/middleware_resume.docx
@@ -344,10 +344,10 @@
         <w:pStyle w:val="Heading2"/>
       </w:pPr>
       <w:r>
-        <w:t xml:space="preserve">Independent </w:t>
-      </w:r>
-      <w:r>
-        <w:t>Consultant</w:t>
+        <w:t>Independent Technical Projects &amp; Professional Development</w:t>
+      </w:r>
+      <w:r>
+        <w:tab/>
       </w:r>
     </w:p>
     <w:p>
@@ -355,94 +355,80 @@
         <w:pStyle w:val="Heading3"/>
       </w:pPr>
       <w:r>
-        <w:t>04/</w:t>
-      </w:r>
-      <w:r>
-        <w:t xml:space="preserve">2024 – </w:t>
-      </w:r>
-      <w:r>
-        <w:t>01/</w:t>
-      </w:r>
-      <w:r>
-        <w:t>2026</w:t>
-      </w:r>
-    </w:p>
-    <w:p>
-      <w:pPr>
-        <w:widowControl/>
+        <w:t>04/2024 – current</w:t>
+      </w:r>
+    </w:p>
+    <w:p>
+      <w:pPr>
+        <w:pStyle w:val="BulletedList"/>
         <w:numPr>
           <w:ilvl w:val="0"/>
           <w:numId w:val="2"/>
         </w:numPr>
-        <w:autoSpaceDE/>
-        <w:autoSpaceDN/>
-        <w:spacing w:after="160"/>
-        <w:ind w:left="994" w:right="677"/>
-        <w:rPr>
-          <w:rFonts w:ascii="Aptos Display" w:eastAsia="Times New Roman" w:hAnsi="Aptos Display" w:cs="Times New Roman"/>
-          <w:sz w:val="24"/>
-          <w:szCs w:val="24"/>
-        </w:rPr>
-      </w:pPr>
-      <w:r>
-        <w:rPr>
-          <w:rFonts w:ascii="Aptos Display" w:eastAsia="Times New Roman" w:hAnsi="Aptos Display" w:cs="Times New Roman"/>
-          <w:sz w:val="24"/>
-          <w:szCs w:val="24"/>
-        </w:rPr>
-        <w:t>Designed and implemented .NET-based integration solutions connecting relational databases and external APIs for small business platforms.</w:t>
-      </w:r>
-    </w:p>
-    <w:p>
-      <w:pPr>
-        <w:widowControl/>
+        <w:rPr>
+          <w:rFonts w:ascii="Aptos Display" w:hAnsi="Aptos Display"/>
+        </w:rPr>
+      </w:pPr>
+      <w:r>
+        <w:rPr>
+          <w:rFonts w:ascii="Aptos Display" w:hAnsi="Aptos Display"/>
+        </w:rPr>
+        <w:t>Designed and implemented .NET-based applications, APIs, integration components, and automation workflows using relational databases and cloud-ready patterns.</w:t>
+      </w:r>
+    </w:p>
+    <w:p>
+      <w:pPr>
+        <w:pStyle w:val="BulletedList"/>
         <w:numPr>
           <w:ilvl w:val="0"/>
           <w:numId w:val="2"/>
         </w:numPr>
-        <w:autoSpaceDE/>
-        <w:autoSpaceDN/>
-        <w:spacing w:after="160"/>
-        <w:ind w:left="994" w:right="677"/>
-        <w:rPr>
-          <w:rFonts w:ascii="Aptos Display" w:eastAsia="Times New Roman" w:hAnsi="Aptos Display" w:cs="Times New Roman"/>
-          <w:sz w:val="24"/>
-          <w:szCs w:val="24"/>
-        </w:rPr>
-      </w:pPr>
-      <w:r>
-        <w:rPr>
-          <w:rFonts w:ascii="Aptos Display" w:eastAsia="Times New Roman" w:hAnsi="Aptos Display" w:cs="Times New Roman"/>
-          <w:sz w:val="24"/>
-          <w:szCs w:val="24"/>
-        </w:rPr>
-        <w:t>Built data processing and reporting workflows using SQL and cloud data services to improve visibility and decision support.</w:t>
-      </w:r>
-    </w:p>
-    <w:p>
-      <w:pPr>
-        <w:widowControl/>
+        <w:rPr>
+          <w:rFonts w:ascii="Aptos Display" w:hAnsi="Aptos Display"/>
+        </w:rPr>
+      </w:pPr>
+      <w:r>
+        <w:rPr>
+          <w:rFonts w:ascii="Aptos Display" w:hAnsi="Aptos Display"/>
+        </w:rPr>
+        <w:t>Built repeatable development and runtime environments using Docker, cloud platforms, and documented deployment practices.</w:t>
+      </w:r>
+    </w:p>
+    <w:p>
+      <w:pPr>
+        <w:pStyle w:val="BulletedList"/>
         <w:numPr>
           <w:ilvl w:val="0"/>
           <w:numId w:val="2"/>
         </w:numPr>
-        <w:autoSpaceDE/>
-        <w:autoSpaceDN/>
-        <w:spacing w:after="160"/>
-        <w:ind w:left="990" w:right="680"/>
-        <w:rPr>
-          <w:rFonts w:ascii="Aptos Display" w:eastAsia="Times New Roman" w:hAnsi="Aptos Display" w:cs="Times New Roman"/>
-          <w:sz w:val="24"/>
-          <w:szCs w:val="24"/>
-        </w:rPr>
-      </w:pPr>
-      <w:r>
-        <w:rPr>
-          <w:rFonts w:ascii="Aptos Display" w:eastAsia="Times New Roman" w:hAnsi="Aptos Display" w:cs="Times New Roman"/>
-          <w:sz w:val="24"/>
-          <w:szCs w:val="24"/>
-        </w:rPr>
-        <w:t>Applied automation and AI-assisted techniques to streamline system workflows and reduce manual operational overhead.</w:t>
+        <w:rPr>
+          <w:rFonts w:ascii="Aptos Display" w:hAnsi="Aptos Display"/>
+        </w:rPr>
+      </w:pPr>
+      <w:r>
+        <w:rPr>
+          <w:rFonts w:ascii="Aptos Display" w:hAnsi="Aptos Display"/>
+        </w:rPr>
+        <w:t xml:space="preserve">Developed reporting and data-processing workflows and applied A.I.-assisted automation to reduce manual overhead. </w:t>
+      </w:r>
+    </w:p>
+    <w:p>
+      <w:pPr>
+        <w:pStyle w:val="BulletedList"/>
+        <w:numPr>
+          <w:ilvl w:val="0"/>
+          <w:numId w:val="2"/>
+        </w:numPr>
+        <w:spacing w:after="240"/>
+        <w:rPr>
+          <w:rFonts w:ascii="Aptos Display" w:hAnsi="Aptos Display"/>
+        </w:rPr>
+      </w:pPr>
+      <w:r>
+        <w:rPr>
+          <w:rFonts w:ascii="Aptos Display" w:hAnsi="Aptos Display"/>
+        </w:rPr>
+        <w:t>Continued hands-on work in portable, maintainable architecture patterns for small-business and SaaS-style platforms.</w:t>
       </w:r>
     </w:p>
     <w:p>
@@ -2564,6 +2550,155 @@
 <file path=word/numbering.xml><?xml version="1.0" encoding="utf-8"?>
 <w:numbering xmlns:wpc="http://schemas.microsoft.com/office/word/2010/wordprocessingCanvas" xmlns:cx="http://schemas.microsoft.com/office/drawing/2014/chartex" xmlns:cx1="http://schemas.microsoft.com/office/drawing/2015/9/8/chartex" xmlns:cx2="http://schemas.microsoft.com/office/drawing/2015/10/21/chartex" xmlns:cx3="http://schemas.microsoft.com/office/drawing/2016/5/9/chartex" xmlns:cx4="http://schemas.microsoft.com/office/drawing/2016/5/10/chartex" xmlns:cx5="http://schemas.microsoft.com/office/drawing/2016/5/11/chartex" xmlns:cx6="http://schemas.microsoft.com/office/drawing/2016/5/12/chartex" xmlns:cx7="http://schemas.microsoft.com/office/drawing/2016/5/13/chartex" xmlns:cx8="http://schemas.microsoft.com/office/drawing/2016/5/14/chartex" xmlns:mc="http://schemas.openxmlformats.org/markup-compatibility/2006" xmlns:aink="http://schemas.microsoft.com/office/drawing/2016/ink" xmlns:am3d="http://schemas.microsoft.com/office/drawing/2017/model3d" xmlns:o="urn:schemas-microsoft-com:office:office" xmlns:oel="http://schemas.microsoft.com/office/2019/extlst" xmlns:r="http://schemas.openxmlformats.org/officeDocument/2006/relationships" xmlns:m="http://schemas.openxmlformats.org/officeDocument/2006/math" xmlns:v="urn:schemas-microsoft-com:vml" xmlns:wp14="http://schemas.microsoft.com/office/word/2010/wordprocessingDrawing" xmlns:wp="http://schemas.openxmlformats.org/drawingml/2006/wordprocessingDrawing" xmlns:w10="urn:schemas-microsoft-com:office:word" xmlns:w="http://schemas.openxmlformats.org/wordprocessingml/2006/main" xmlns:w14="http://schemas.microsoft.com/office/word/2010/wordml" xmlns:w15="http://schemas.microsoft.com/office/word/2012/wordml" xmlns:w16cex="http://schemas.microsoft.com/office/word/2018/wordml/cex" xmlns:w16cid="http://schemas.microsoft.com/office/word/2016/wordml/cid" xmlns:w16="http://schemas.microsoft.com/office/word/2018/wordml" xmlns:w16du="http://schemas.microsoft.com/office/word/2023/wordml/word16du" xmlns:w16sdtdh="http://schemas.microsoft.com/office/word/2020/wordml/sdtdatahash" xmlns:w16sdtfl="http://schemas.microsoft.com/office/word/2024/wordml/sdtformatlock" xmlns:w16se="http://schemas.microsoft.com/office/word/2015/wordml/symex" xmlns:wpg="http://schemas.microsoft.com/office/word/2010/wordprocessingGroup" xmlns:wpi="http://schemas.microsoft.com/office/word/2010/wordprocessingInk" xmlns:wne="http://schemas.microsoft.com/office/word/2006/wordml" xmlns:wps="http://schemas.microsoft.com/office/word/2010/wordprocessingShape" mc:Ignorable="w14 w15 w16se w16cid w16 w16cex w16sdtdh w16sdtfl w16du wp14">
   <w:abstractNum w:abstractNumId="0" w15:restartNumberingAfterBreak="0">
+    <w:nsid w:val="2D6401F1"/>
+    <w:multiLevelType w:val="multilevel"/>
+    <w:tmpl w:val="6EE4AE66"/>
+    <w:lvl w:ilvl="0">
+      <w:start w:val="1"/>
+      <w:numFmt w:val="bullet"/>
+      <w:lvlText w:val=""/>
+      <w:lvlJc w:val="left"/>
+      <w:pPr>
+        <w:tabs>
+          <w:tab w:val="num" w:pos="720"/>
+        </w:tabs>
+        <w:ind w:left="720" w:hanging="360"/>
+      </w:pPr>
+      <w:rPr>
+        <w:rFonts w:ascii="Symbol" w:hAnsi="Symbol" w:hint="default"/>
+        <w:sz w:val="20"/>
+      </w:rPr>
+    </w:lvl>
+    <w:lvl w:ilvl="1" w:tentative="1">
+      <w:start w:val="1"/>
+      <w:numFmt w:val="bullet"/>
+      <w:lvlText w:val="o"/>
+      <w:lvlJc w:val="left"/>
+      <w:pPr>
+        <w:tabs>
+          <w:tab w:val="num" w:pos="1440"/>
+        </w:tabs>
+        <w:ind w:left="1440" w:hanging="360"/>
+      </w:pPr>
+      <w:rPr>
+        <w:rFonts w:ascii="Courier New" w:hAnsi="Courier New" w:hint="default"/>
+        <w:sz w:val="20"/>
+      </w:rPr>
+    </w:lvl>
+    <w:lvl w:ilvl="2" w:tentative="1">
+      <w:start w:val="1"/>
+      <w:numFmt w:val="bullet"/>
+      <w:lvlText w:val=""/>
+      <w:lvlJc w:val="left"/>
+      <w:pPr>
+        <w:tabs>
+          <w:tab w:val="num" w:pos="2160"/>
+        </w:tabs>
+        <w:ind w:left="2160" w:hanging="360"/>
+      </w:pPr>
+      <w:rPr>
+        <w:rFonts w:ascii="Wingdings" w:hAnsi="Wingdings" w:hint="default"/>
+        <w:sz w:val="20"/>
+      </w:rPr>
+    </w:lvl>
+    <w:lvl w:ilvl="3" w:tentative="1">
+      <w:start w:val="1"/>
+      <w:numFmt w:val="bullet"/>
+      <w:lvlText w:val=""/>
+      <w:lvlJc w:val="left"/>
+      <w:pPr>
+        <w:tabs>
+          <w:tab w:val="num" w:pos="2880"/>
+        </w:tabs>
+        <w:ind w:left="2880" w:hanging="360"/>
+      </w:pPr>
+      <w:rPr>
+        <w:rFonts w:ascii="Wingdings" w:hAnsi="Wingdings" w:hint="default"/>
+        <w:sz w:val="20"/>
+      </w:rPr>
+    </w:lvl>
+    <w:lvl w:ilvl="4" w:tentative="1">
+      <w:start w:val="1"/>
+      <w:numFmt w:val="bullet"/>
+      <w:lvlText w:val=""/>
+      <w:lvlJc w:val="left"/>
+      <w:pPr>
+        <w:tabs>
+          <w:tab w:val="num" w:pos="3600"/>
+        </w:tabs>
+        <w:ind w:left="3600" w:hanging="360"/>
+      </w:pPr>
+      <w:rPr>
+        <w:rFonts w:ascii="Wingdings" w:hAnsi="Wingdings" w:hint="default"/>
+        <w:sz w:val="20"/>
+      </w:rPr>
+    </w:lvl>
+    <w:lvl w:ilvl="5" w:tentative="1">
+      <w:start w:val="1"/>
+      <w:numFmt w:val="bullet"/>
+      <w:lvlText w:val=""/>
+      <w:lvlJc w:val="left"/>
+      <w:pPr>
+        <w:tabs>
+          <w:tab w:val="num" w:pos="4320"/>
+        </w:tabs>
+        <w:ind w:left="4320" w:hanging="360"/>
+      </w:pPr>
+      <w:rPr>
+        <w:rFonts w:ascii="Wingdings" w:hAnsi="Wingdings" w:hint="default"/>
+        <w:sz w:val="20"/>
+      </w:rPr>
+    </w:lvl>
+    <w:lvl w:ilvl="6" w:tentative="1">
+      <w:start w:val="1"/>
+      <w:numFmt w:val="bullet"/>
+      <w:lvlText w:val=""/>
+      <w:lvlJc w:val="left"/>
+      <w:pPr>
+        <w:tabs>
+          <w:tab w:val="num" w:pos="5040"/>
+        </w:tabs>
+        <w:ind w:left="5040" w:hanging="360"/>
+      </w:pPr>
+      <w:rPr>
+        <w:rFonts w:ascii="Wingdings" w:hAnsi="Wingdings" w:hint="default"/>
+        <w:sz w:val="20"/>
+      </w:rPr>
+    </w:lvl>
+    <w:lvl w:ilvl="7" w:tentative="1">
+      <w:start w:val="1"/>
+      <w:numFmt w:val="bullet"/>
+      <w:lvlText w:val=""/>
+      <w:lvlJc w:val="left"/>
+      <w:pPr>
+        <w:tabs>
+          <w:tab w:val="num" w:pos="5760"/>
+        </w:tabs>
+        <w:ind w:left="5760" w:hanging="360"/>
+      </w:pPr>
+      <w:rPr>
+        <w:rFonts w:ascii="Wingdings" w:hAnsi="Wingdings" w:hint="default"/>
+        <w:sz w:val="20"/>
+      </w:rPr>
+    </w:lvl>
+    <w:lvl w:ilvl="8" w:tentative="1">
+      <w:start w:val="1"/>
+      <w:numFmt w:val="bullet"/>
+      <w:lvlText w:val=""/>
+      <w:lvlJc w:val="left"/>
+      <w:pPr>
+        <w:tabs>
+          <w:tab w:val="num" w:pos="6480"/>
+        </w:tabs>
+        <w:ind w:left="6480" w:hanging="360"/>
+      </w:pPr>
+      <w:rPr>
+        <w:rFonts w:ascii="Wingdings" w:hAnsi="Wingdings" w:hint="default"/>
+        <w:sz w:val="20"/>
+      </w:rPr>
+    </w:lvl>
+  </w:abstractNum>
+  <w:abstractNum w:abstractNumId="1" w15:restartNumberingAfterBreak="0">
     <w:nsid w:val="2E2206B6"/>
     <w:multiLevelType w:val="multilevel"/>
     <w:tmpl w:val="4C3271E4"/>
@@ -2712,7 +2847,7 @@
       </w:rPr>
     </w:lvl>
   </w:abstractNum>
-  <w:abstractNum w:abstractNumId="1" w15:restartNumberingAfterBreak="0">
+  <w:abstractNum w:abstractNumId="2" w15:restartNumberingAfterBreak="0">
     <w:nsid w:val="366E65D0"/>
     <w:multiLevelType w:val="multilevel"/>
     <w:tmpl w:val="5546F12E"/>
@@ -2861,7 +2996,7 @@
       </w:rPr>
     </w:lvl>
   </w:abstractNum>
-  <w:abstractNum w:abstractNumId="2" w15:restartNumberingAfterBreak="0">
+  <w:abstractNum w:abstractNumId="3" w15:restartNumberingAfterBreak="0">
     <w:nsid w:val="3D3E2F72"/>
     <w:multiLevelType w:val="multilevel"/>
     <w:tmpl w:val="BFF49950"/>
@@ -3010,7 +3145,7 @@
       </w:rPr>
     </w:lvl>
   </w:abstractNum>
-  <w:abstractNum w:abstractNumId="3" w15:restartNumberingAfterBreak="0">
+  <w:abstractNum w:abstractNumId="4" w15:restartNumberingAfterBreak="0">
     <w:nsid w:val="53C60CD9"/>
     <w:multiLevelType w:val="multilevel"/>
     <w:tmpl w:val="46884AA0"/>
@@ -3159,7 +3294,7 @@
       </w:rPr>
     </w:lvl>
   </w:abstractNum>
-  <w:abstractNum w:abstractNumId="4" w15:restartNumberingAfterBreak="0">
+  <w:abstractNum w:abstractNumId="5" w15:restartNumberingAfterBreak="0">
     <w:nsid w:val="626F05BA"/>
     <w:multiLevelType w:val="hybridMultilevel"/>
     <w:tmpl w:val="A1EC643C"/>
@@ -3280,7 +3415,7 @@
       </w:rPr>
     </w:lvl>
   </w:abstractNum>
-  <w:abstractNum w:abstractNumId="5" w15:restartNumberingAfterBreak="0">
+  <w:abstractNum w:abstractNumId="6" w15:restartNumberingAfterBreak="0">
     <w:nsid w:val="661D2E1D"/>
     <w:multiLevelType w:val="multilevel"/>
     <w:tmpl w:val="B3822792"/>
@@ -3429,7 +3564,7 @@
       </w:rPr>
     </w:lvl>
   </w:abstractNum>
-  <w:abstractNum w:abstractNumId="6" w15:restartNumberingAfterBreak="0">
+  <w:abstractNum w:abstractNumId="7" w15:restartNumberingAfterBreak="0">
     <w:nsid w:val="6A81382C"/>
     <w:multiLevelType w:val="multilevel"/>
     <w:tmpl w:val="68D652E8"/>
@@ -3440,9 +3575,9 @@
       <w:lvlJc w:val="left"/>
       <w:pPr>
         <w:tabs>
-          <w:tab w:val="num" w:pos="720"/>
-        </w:tabs>
-        <w:ind w:left="720" w:hanging="360"/>
+          <w:tab w:val="num" w:pos="1080"/>
+        </w:tabs>
+        <w:ind w:left="1080" w:hanging="360"/>
       </w:pPr>
       <w:rPr>
         <w:rFonts w:ascii="Symbol" w:hAnsi="Symbol" w:hint="default"/>
@@ -3456,9 +3591,9 @@
       <w:lvlJc w:val="left"/>
       <w:pPr>
         <w:tabs>
-          <w:tab w:val="num" w:pos="1440"/>
-        </w:tabs>
-        <w:ind w:left="1440" w:hanging="360"/>
+          <w:tab w:val="num" w:pos="1800"/>
+        </w:tabs>
+        <w:ind w:left="1800" w:hanging="360"/>
       </w:pPr>
       <w:rPr>
         <w:rFonts w:ascii="Courier New" w:hAnsi="Courier New" w:hint="default"/>
@@ -3472,9 +3607,9 @@
       <w:lvlJc w:val="left"/>
       <w:pPr>
         <w:tabs>
-          <w:tab w:val="num" w:pos="2160"/>
-        </w:tabs>
-        <w:ind w:left="2160" w:hanging="360"/>
+          <w:tab w:val="num" w:pos="2520"/>
+        </w:tabs>
+        <w:ind w:left="2520" w:hanging="360"/>
       </w:pPr>
       <w:rPr>
         <w:rFonts w:ascii="Wingdings" w:hAnsi="Wingdings" w:hint="default"/>
@@ -3488,9 +3623,9 @@
       <w:lvlJc w:val="left"/>
       <w:pPr>
         <w:tabs>
-          <w:tab w:val="num" w:pos="2880"/>
-        </w:tabs>
-        <w:ind w:left="2880" w:hanging="360"/>
+          <w:tab w:val="num" w:pos="3240"/>
+        </w:tabs>
+        <w:ind w:left="3240" w:hanging="360"/>
       </w:pPr>
       <w:rPr>
         <w:rFonts w:ascii="Wingdings" w:hAnsi="Wingdings" w:hint="default"/>
@@ -3504,9 +3639,9 @@
       <w:lvlJc w:val="left"/>
       <w:pPr>
         <w:tabs>
-          <w:tab w:val="num" w:pos="3600"/>
-        </w:tabs>
-        <w:ind w:left="3600" w:hanging="360"/>
+          <w:tab w:val="num" w:pos="3960"/>
+        </w:tabs>
+        <w:ind w:left="3960" w:hanging="360"/>
       </w:pPr>
       <w:rPr>
         <w:rFonts w:ascii="Wingdings" w:hAnsi="Wingdings" w:hint="default"/>
@@ -3520,9 +3655,9 @@
       <w:lvlJc w:val="left"/>
       <w:pPr>
         <w:tabs>
-          <w:tab w:val="num" w:pos="4320"/>
-        </w:tabs>
-        <w:ind w:left="4320" w:hanging="360"/>
+          <w:tab w:val="num" w:pos="4680"/>
+        </w:tabs>
+        <w:ind w:left="4680" w:hanging="360"/>
       </w:pPr>
       <w:rPr>
         <w:rFonts w:ascii="Wingdings" w:hAnsi="Wingdings" w:hint="default"/>
@@ -3536,9 +3671,9 @@
       <w:lvlJc w:val="left"/>
       <w:pPr>
         <w:tabs>
-          <w:tab w:val="num" w:pos="5040"/>
-        </w:tabs>
-        <w:ind w:left="5040" w:hanging="360"/>
+          <w:tab w:val="num" w:pos="5400"/>
+        </w:tabs>
+        <w:ind w:left="5400" w:hanging="360"/>
       </w:pPr>
       <w:rPr>
         <w:rFonts w:ascii="Wingdings" w:hAnsi="Wingdings" w:hint="default"/>
@@ -3552,9 +3687,9 @@
       <w:lvlJc w:val="left"/>
       <w:pPr>
         <w:tabs>
-          <w:tab w:val="num" w:pos="5760"/>
-        </w:tabs>
-        <w:ind w:left="5760" w:hanging="360"/>
+          <w:tab w:val="num" w:pos="6120"/>
+        </w:tabs>
+        <w:ind w:left="6120" w:hanging="360"/>
       </w:pPr>
       <w:rPr>
         <w:rFonts w:ascii="Wingdings" w:hAnsi="Wingdings" w:hint="default"/>
@@ -3568,9 +3703,9 @@
       <w:lvlJc w:val="left"/>
       <w:pPr>
         <w:tabs>
-          <w:tab w:val="num" w:pos="6480"/>
-        </w:tabs>
-        <w:ind w:left="6480" w:hanging="360"/>
+          <w:tab w:val="num" w:pos="6840"/>
+        </w:tabs>
+        <w:ind w:left="6840" w:hanging="360"/>
       </w:pPr>
       <w:rPr>
         <w:rFonts w:ascii="Wingdings" w:hAnsi="Wingdings" w:hint="default"/>
@@ -3578,7 +3713,7 @@
       </w:rPr>
     </w:lvl>
   </w:abstractNum>
-  <w:abstractNum w:abstractNumId="7" w15:restartNumberingAfterBreak="0">
+  <w:abstractNum w:abstractNumId="8" w15:restartNumberingAfterBreak="0">
     <w:nsid w:val="6D6874A5"/>
     <w:multiLevelType w:val="multilevel"/>
     <w:tmpl w:val="4ECA13FA"/>
@@ -3727,7 +3862,7 @@
       </w:rPr>
     </w:lvl>
   </w:abstractNum>
-  <w:abstractNum w:abstractNumId="8" w15:restartNumberingAfterBreak="0">
+  <w:abstractNum w:abstractNumId="9" w15:restartNumberingAfterBreak="0">
     <w:nsid w:val="713D7480"/>
     <w:multiLevelType w:val="multilevel"/>
     <w:tmpl w:val="3F062B62"/>
@@ -3877,31 +4012,34 @@
     </w:lvl>
   </w:abstractNum>
   <w:num w:numId="1" w16cid:durableId="1160777021">
+    <w:abstractNumId w:val="5"/>
+  </w:num>
+  <w:num w:numId="2" w16cid:durableId="85424684">
+    <w:abstractNumId w:val="7"/>
+  </w:num>
+  <w:num w:numId="3" w16cid:durableId="1494178667">
+    <w:abstractNumId w:val="1"/>
+  </w:num>
+  <w:num w:numId="4" w16cid:durableId="1735664940">
+    <w:abstractNumId w:val="8"/>
+  </w:num>
+  <w:num w:numId="5" w16cid:durableId="2020816725">
+    <w:abstractNumId w:val="2"/>
+  </w:num>
+  <w:num w:numId="6" w16cid:durableId="1847397407">
+    <w:abstractNumId w:val="9"/>
+  </w:num>
+  <w:num w:numId="7" w16cid:durableId="537552107">
+    <w:abstractNumId w:val="3"/>
+  </w:num>
+  <w:num w:numId="8" w16cid:durableId="948774616">
+    <w:abstractNumId w:val="6"/>
+  </w:num>
+  <w:num w:numId="9" w16cid:durableId="521818524">
     <w:abstractNumId w:val="4"/>
   </w:num>
-  <w:num w:numId="2" w16cid:durableId="85424684">
-    <w:abstractNumId w:val="6"/>
-  </w:num>
-  <w:num w:numId="3" w16cid:durableId="1494178667">
+  <w:num w:numId="10" w16cid:durableId="2080596052">
     <w:abstractNumId w:val="0"/>
-  </w:num>
-  <w:num w:numId="4" w16cid:durableId="1735664940">
-    <w:abstractNumId w:val="7"/>
-  </w:num>
-  <w:num w:numId="5" w16cid:durableId="2020816725">
-    <w:abstractNumId w:val="1"/>
-  </w:num>
-  <w:num w:numId="6" w16cid:durableId="1847397407">
-    <w:abstractNumId w:val="8"/>
-  </w:num>
-  <w:num w:numId="7" w16cid:durableId="537552107">
-    <w:abstractNumId w:val="2"/>
-  </w:num>
-  <w:num w:numId="8" w16cid:durableId="948774616">
-    <w:abstractNumId w:val="5"/>
-  </w:num>
-  <w:num w:numId="9" w16cid:durableId="521818524">
-    <w:abstractNumId w:val="3"/>
   </w:num>
 </w:numbering>
 </file>

--- a/resumes/middleware_resume.docx
+++ b/resumes/middleware_resume.docx
@@ -373,6 +373,70 @@
         <w:rPr>
           <w:rFonts w:ascii="Aptos Display" w:hAnsi="Aptos Display"/>
         </w:rPr>
+        <w:t>Architected and developed ReviewNudge™ (</w:t>
+      </w:r>
+      <w:hyperlink r:id="rId9" w:history="1">
+        <w:r>
+          <w:rPr>
+            <w:u w:val="single"/>
+          </w:rPr>
+          <w:t>reviewnudge.dourl.net</w:t>
+        </w:r>
+      </w:hyperlink>
+      <w:r>
+        <w:rPr>
+          <w:rFonts w:ascii="Aptos Display" w:hAnsi="Aptos Display"/>
+        </w:rPr>
+        <w:t>), a multi-tenant, micro-SaaS platform that automates customer review requests, follow-ups, workspace administration, and review-status tracking for service businesses.</w:t>
+      </w:r>
+    </w:p>
+    <w:p>
+      <w:pPr>
+        <w:pStyle w:val="BulletedList"/>
+        <w:numPr>
+          <w:ilvl w:val="0"/>
+          <w:numId w:val="2"/>
+        </w:numPr>
+        <w:rPr>
+          <w:rFonts w:ascii="Aptos Display" w:hAnsi="Aptos Display"/>
+        </w:rPr>
+      </w:pPr>
+      <w:r>
+        <w:rPr>
+          <w:rFonts w:ascii="Aptos Display" w:hAnsi="Aptos Display"/>
+        </w:rPr>
+        <w:t>Designed and developed Portmason™ (</w:t>
+      </w:r>
+      <w:hyperlink r:id="rId10" w:anchor="lab" w:history="1">
+        <w:r>
+          <w:rPr>
+            <w:u w:val="single"/>
+          </w:rPr>
+          <w:t>www.etal.solutions</w:t>
+        </w:r>
+      </w:hyperlink>
+      <w:r>
+        <w:rPr>
+          <w:rFonts w:ascii="Aptos Display" w:hAnsi="Aptos Display"/>
+        </w:rPr>
+        <w:t>), a portable automation platform that standardizes application provisioning, deployment, configuration, and operations across local and cloud environments.</w:t>
+      </w:r>
+    </w:p>
+    <w:p>
+      <w:pPr>
+        <w:pStyle w:val="BulletedList"/>
+        <w:numPr>
+          <w:ilvl w:val="0"/>
+          <w:numId w:val="2"/>
+        </w:numPr>
+        <w:rPr>
+          <w:rFonts w:ascii="Aptos Display" w:hAnsi="Aptos Display"/>
+        </w:rPr>
+      </w:pPr>
+      <w:r>
+        <w:rPr>
+          <w:rFonts w:ascii="Aptos Display" w:hAnsi="Aptos Display"/>
+        </w:rPr>
         <w:t>Designed and implemented .NET-based applications, APIs, integration components, and automation workflows using relational databases and cloud-ready patterns.</w:t>
       </w:r>
     </w:p>
@@ -557,6 +621,7 @@
           <w:sz w:val="24"/>
           <w:szCs w:val="24"/>
         </w:rPr>
+        <w:lastRenderedPageBreak/>
         <w:t>Partnered with development teams to troubleshoot production issues, optimize queries, and improve overall system performance and reliability.</w:t>
       </w:r>
     </w:p>
@@ -591,7 +656,6 @@
         <w:pStyle w:val="Heading2"/>
       </w:pPr>
       <w:r>
-        <w:lastRenderedPageBreak/>
         <w:t>Planned Career Sabbatical &amp; Independent Technical Projects</w:t>
       </w:r>
     </w:p>
@@ -1330,6 +1394,7 @@
         <w:rPr>
           <w:rFonts w:ascii="Aptos Display" w:hAnsi="Aptos Display"/>
         </w:rPr>
+        <w:lastRenderedPageBreak/>
         <w:t>Led middleware integration efforts for legacy-to-SAP system migrations using SeeBeyond e*Gate.</w:t>
       </w:r>
     </w:p>
@@ -1396,7 +1461,6 @@
           <w:sz w:val="26"/>
           <w:szCs w:val="26"/>
         </w:rPr>
-        <w:lastRenderedPageBreak/>
         <w:t>PM Realty Group — MIS Manager</w:t>
       </w:r>
     </w:p>
@@ -2109,6 +2173,7 @@
           <w:sz w:val="26"/>
           <w:szCs w:val="26"/>
         </w:rPr>
+        <w:lastRenderedPageBreak/>
         <w:t>Cloud &amp; Platforms</w:t>
       </w:r>
     </w:p>
@@ -2159,7 +2224,6 @@
           <w:sz w:val="26"/>
           <w:szCs w:val="26"/>
         </w:rPr>
-        <w:lastRenderedPageBreak/>
         <w:t>DevOps &amp; Operations</w:t>
       </w:r>
     </w:p>
@@ -2346,7 +2410,7 @@
       </w:pPr>
     </w:p>
     <w:sectPr>
-      <w:footerReference w:type="default" r:id="rId9"/>
+      <w:footerReference w:type="default" r:id="rId11"/>
       <w:type w:val="continuous"/>
       <w:pgSz w:w="12240" w:h="15840"/>
       <w:pgMar w:top="980" w:right="720" w:bottom="700" w:left="720" w:header="0" w:footer="507" w:gutter="0"/>
@@ -2550,6 +2614,119 @@
 <file path=word/numbering.xml><?xml version="1.0" encoding="utf-8"?>
 <w:numbering xmlns:wpc="http://schemas.microsoft.com/office/word/2010/wordprocessingCanvas" xmlns:cx="http://schemas.microsoft.com/office/drawing/2014/chartex" xmlns:cx1="http://schemas.microsoft.com/office/drawing/2015/9/8/chartex" xmlns:cx2="http://schemas.microsoft.com/office/drawing/2015/10/21/chartex" xmlns:cx3="http://schemas.microsoft.com/office/drawing/2016/5/9/chartex" xmlns:cx4="http://schemas.microsoft.com/office/drawing/2016/5/10/chartex" xmlns:cx5="http://schemas.microsoft.com/office/drawing/2016/5/11/chartex" xmlns:cx6="http://schemas.microsoft.com/office/drawing/2016/5/12/chartex" xmlns:cx7="http://schemas.microsoft.com/office/drawing/2016/5/13/chartex" xmlns:cx8="http://schemas.microsoft.com/office/drawing/2016/5/14/chartex" xmlns:mc="http://schemas.openxmlformats.org/markup-compatibility/2006" xmlns:aink="http://schemas.microsoft.com/office/drawing/2016/ink" xmlns:am3d="http://schemas.microsoft.com/office/drawing/2017/model3d" xmlns:o="urn:schemas-microsoft-com:office:office" xmlns:oel="http://schemas.microsoft.com/office/2019/extlst" xmlns:r="http://schemas.openxmlformats.org/officeDocument/2006/relationships" xmlns:m="http://schemas.openxmlformats.org/officeDocument/2006/math" xmlns:v="urn:schemas-microsoft-com:vml" xmlns:wp14="http://schemas.microsoft.com/office/word/2010/wordprocessingDrawing" xmlns:wp="http://schemas.openxmlformats.org/drawingml/2006/wordprocessingDrawing" xmlns:w10="urn:schemas-microsoft-com:office:word" xmlns:w="http://schemas.openxmlformats.org/wordprocessingml/2006/main" xmlns:w14="http://schemas.microsoft.com/office/word/2010/wordml" xmlns:w15="http://schemas.microsoft.com/office/word/2012/wordml" xmlns:w16cex="http://schemas.microsoft.com/office/word/2018/wordml/cex" xmlns:w16cid="http://schemas.microsoft.com/office/word/2016/wordml/cid" xmlns:w16="http://schemas.microsoft.com/office/word/2018/wordml" xmlns:w16du="http://schemas.microsoft.com/office/word/2023/wordml/word16du" xmlns:w16sdtdh="http://schemas.microsoft.com/office/word/2020/wordml/sdtdatahash" xmlns:w16sdtfl="http://schemas.microsoft.com/office/word/2024/wordml/sdtformatlock" xmlns:w16se="http://schemas.microsoft.com/office/word/2015/wordml/symex" xmlns:wpg="http://schemas.microsoft.com/office/word/2010/wordprocessingGroup" xmlns:wpi="http://schemas.microsoft.com/office/word/2010/wordprocessingInk" xmlns:wne="http://schemas.microsoft.com/office/word/2006/wordml" xmlns:wps="http://schemas.microsoft.com/office/word/2010/wordprocessingShape" mc:Ignorable="w14 w15 w16se w16cid w16 w16cex w16sdtdh w16sdtfl w16du wp14">
   <w:abstractNum w:abstractNumId="0" w15:restartNumberingAfterBreak="0">
+    <w:nsid w:val="01792C49"/>
+    <w:multiLevelType w:val="hybridMultilevel"/>
+    <w:tmpl w:val="C904543C"/>
+    <w:lvl w:ilvl="0" w:tplc="04090001">
+      <w:start w:val="1"/>
+      <w:numFmt w:val="bullet"/>
+      <w:lvlText w:val=""/>
+      <w:lvlJc w:val="left"/>
+      <w:pPr>
+        <w:ind w:left="1440" w:hanging="360"/>
+      </w:pPr>
+      <w:rPr>
+        <w:rFonts w:ascii="Symbol" w:hAnsi="Symbol" w:hint="default"/>
+      </w:rPr>
+    </w:lvl>
+    <w:lvl w:ilvl="1" w:tplc="04090003" w:tentative="1">
+      <w:start w:val="1"/>
+      <w:numFmt w:val="bullet"/>
+      <w:lvlText w:val="o"/>
+      <w:lvlJc w:val="left"/>
+      <w:pPr>
+        <w:ind w:left="2160" w:hanging="360"/>
+      </w:pPr>
+      <w:rPr>
+        <w:rFonts w:ascii="Courier New" w:hAnsi="Courier New" w:cs="Courier New" w:hint="default"/>
+      </w:rPr>
+    </w:lvl>
+    <w:lvl w:ilvl="2" w:tplc="04090005" w:tentative="1">
+      <w:start w:val="1"/>
+      <w:numFmt w:val="bullet"/>
+      <w:lvlText w:val=""/>
+      <w:lvlJc w:val="left"/>
+      <w:pPr>
+        <w:ind w:left="2880" w:hanging="360"/>
+      </w:pPr>
+      <w:rPr>
+        <w:rFonts w:ascii="Wingdings" w:hAnsi="Wingdings" w:hint="default"/>
+      </w:rPr>
+    </w:lvl>
+    <w:lvl w:ilvl="3" w:tplc="04090001" w:tentative="1">
+      <w:start w:val="1"/>
+      <w:numFmt w:val="bullet"/>
+      <w:lvlText w:val=""/>
+      <w:lvlJc w:val="left"/>
+      <w:pPr>
+        <w:ind w:left="3600" w:hanging="360"/>
+      </w:pPr>
+      <w:rPr>
+        <w:rFonts w:ascii="Symbol" w:hAnsi="Symbol" w:hint="default"/>
+      </w:rPr>
+    </w:lvl>
+    <w:lvl w:ilvl="4" w:tplc="04090003" w:tentative="1">
+      <w:start w:val="1"/>
+      <w:numFmt w:val="bullet"/>
+      <w:lvlText w:val="o"/>
+      <w:lvlJc w:val="left"/>
+      <w:pPr>
+        <w:ind w:left="4320" w:hanging="360"/>
+      </w:pPr>
+      <w:rPr>
+        <w:rFonts w:ascii="Courier New" w:hAnsi="Courier New" w:cs="Courier New" w:hint="default"/>
+      </w:rPr>
+    </w:lvl>
+    <w:lvl w:ilvl="5" w:tplc="04090005" w:tentative="1">
+      <w:start w:val="1"/>
+      <w:numFmt w:val="bullet"/>
+      <w:lvlText w:val=""/>
+      <w:lvlJc w:val="left"/>
+      <w:pPr>
+        <w:ind w:left="5040" w:hanging="360"/>
+      </w:pPr>
+      <w:rPr>
+        <w:rFonts w:ascii="Wingdings" w:hAnsi="Wingdings" w:hint="default"/>
+      </w:rPr>
+    </w:lvl>
+    <w:lvl w:ilvl="6" w:tplc="04090001" w:tentative="1">
+      <w:start w:val="1"/>
+      <w:numFmt w:val="bullet"/>
+      <w:lvlText w:val=""/>
+      <w:lvlJc w:val="left"/>
+      <w:pPr>
+        <w:ind w:left="5760" w:hanging="360"/>
+      </w:pPr>
+      <w:rPr>
+        <w:rFonts w:ascii="Symbol" w:hAnsi="Symbol" w:hint="default"/>
+      </w:rPr>
+    </w:lvl>
+    <w:lvl w:ilvl="7" w:tplc="04090003" w:tentative="1">
+      <w:start w:val="1"/>
+      <w:numFmt w:val="bullet"/>
+      <w:lvlText w:val="o"/>
+      <w:lvlJc w:val="left"/>
+      <w:pPr>
+        <w:ind w:left="6480" w:hanging="360"/>
+      </w:pPr>
+      <w:rPr>
+        <w:rFonts w:ascii="Courier New" w:hAnsi="Courier New" w:cs="Courier New" w:hint="default"/>
+      </w:rPr>
+    </w:lvl>
+    <w:lvl w:ilvl="8" w:tplc="04090005" w:tentative="1">
+      <w:start w:val="1"/>
+      <w:numFmt w:val="bullet"/>
+      <w:lvlText w:val=""/>
+      <w:lvlJc w:val="left"/>
+      <w:pPr>
+        <w:ind w:left="7200" w:hanging="360"/>
+      </w:pPr>
+      <w:rPr>
+        <w:rFonts w:ascii="Wingdings" w:hAnsi="Wingdings" w:hint="default"/>
+      </w:rPr>
+    </w:lvl>
+  </w:abstractNum>
+  <w:abstractNum w:abstractNumId="1" w15:restartNumberingAfterBreak="0">
     <w:nsid w:val="2D6401F1"/>
     <w:multiLevelType w:val="multilevel"/>
     <w:tmpl w:val="6EE4AE66"/>
@@ -2698,7 +2875,7 @@
       </w:rPr>
     </w:lvl>
   </w:abstractNum>
-  <w:abstractNum w:abstractNumId="1" w15:restartNumberingAfterBreak="0">
+  <w:abstractNum w:abstractNumId="2" w15:restartNumberingAfterBreak="0">
     <w:nsid w:val="2E2206B6"/>
     <w:multiLevelType w:val="multilevel"/>
     <w:tmpl w:val="4C3271E4"/>
@@ -2847,7 +3024,7 @@
       </w:rPr>
     </w:lvl>
   </w:abstractNum>
-  <w:abstractNum w:abstractNumId="2" w15:restartNumberingAfterBreak="0">
+  <w:abstractNum w:abstractNumId="3" w15:restartNumberingAfterBreak="0">
     <w:nsid w:val="366E65D0"/>
     <w:multiLevelType w:val="multilevel"/>
     <w:tmpl w:val="5546F12E"/>
@@ -2996,7 +3173,7 @@
       </w:rPr>
     </w:lvl>
   </w:abstractNum>
-  <w:abstractNum w:abstractNumId="3" w15:restartNumberingAfterBreak="0">
+  <w:abstractNum w:abstractNumId="4" w15:restartNumberingAfterBreak="0">
     <w:nsid w:val="3D3E2F72"/>
     <w:multiLevelType w:val="multilevel"/>
     <w:tmpl w:val="BFF49950"/>
@@ -3145,7 +3322,7 @@
       </w:rPr>
     </w:lvl>
   </w:abstractNum>
-  <w:abstractNum w:abstractNumId="4" w15:restartNumberingAfterBreak="0">
+  <w:abstractNum w:abstractNumId="5" w15:restartNumberingAfterBreak="0">
     <w:nsid w:val="53C60CD9"/>
     <w:multiLevelType w:val="multilevel"/>
     <w:tmpl w:val="46884AA0"/>
@@ -3294,7 +3471,7 @@
       </w:rPr>
     </w:lvl>
   </w:abstractNum>
-  <w:abstractNum w:abstractNumId="5" w15:restartNumberingAfterBreak="0">
+  <w:abstractNum w:abstractNumId="6" w15:restartNumberingAfterBreak="0">
     <w:nsid w:val="626F05BA"/>
     <w:multiLevelType w:val="hybridMultilevel"/>
     <w:tmpl w:val="A1EC643C"/>
@@ -3415,7 +3592,7 @@
       </w:rPr>
     </w:lvl>
   </w:abstractNum>
-  <w:abstractNum w:abstractNumId="6" w15:restartNumberingAfterBreak="0">
+  <w:abstractNum w:abstractNumId="7" w15:restartNumberingAfterBreak="0">
     <w:nsid w:val="661D2E1D"/>
     <w:multiLevelType w:val="multilevel"/>
     <w:tmpl w:val="B3822792"/>
@@ -3564,7 +3741,7 @@
       </w:rPr>
     </w:lvl>
   </w:abstractNum>
-  <w:abstractNum w:abstractNumId="7" w15:restartNumberingAfterBreak="0">
+  <w:abstractNum w:abstractNumId="8" w15:restartNumberingAfterBreak="0">
     <w:nsid w:val="6A81382C"/>
     <w:multiLevelType w:val="multilevel"/>
     <w:tmpl w:val="68D652E8"/>
@@ -3713,7 +3890,7 @@
       </w:rPr>
     </w:lvl>
   </w:abstractNum>
-  <w:abstractNum w:abstractNumId="8" w15:restartNumberingAfterBreak="0">
+  <w:abstractNum w:abstractNumId="9" w15:restartNumberingAfterBreak="0">
     <w:nsid w:val="6D6874A5"/>
     <w:multiLevelType w:val="multilevel"/>
     <w:tmpl w:val="4ECA13FA"/>
@@ -3862,7 +4039,7 @@
       </w:rPr>
     </w:lvl>
   </w:abstractNum>
-  <w:abstractNum w:abstractNumId="9" w15:restartNumberingAfterBreak="0">
+  <w:abstractNum w:abstractNumId="10" w15:restartNumberingAfterBreak="0">
     <w:nsid w:val="713D7480"/>
     <w:multiLevelType w:val="multilevel"/>
     <w:tmpl w:val="3F062B62"/>
@@ -4012,33 +4189,36 @@
     </w:lvl>
   </w:abstractNum>
   <w:num w:numId="1" w16cid:durableId="1160777021">
+    <w:abstractNumId w:val="6"/>
+  </w:num>
+  <w:num w:numId="2" w16cid:durableId="85424684">
+    <w:abstractNumId w:val="8"/>
+  </w:num>
+  <w:num w:numId="3" w16cid:durableId="1494178667">
+    <w:abstractNumId w:val="2"/>
+  </w:num>
+  <w:num w:numId="4" w16cid:durableId="1735664940">
+    <w:abstractNumId w:val="9"/>
+  </w:num>
+  <w:num w:numId="5" w16cid:durableId="2020816725">
+    <w:abstractNumId w:val="3"/>
+  </w:num>
+  <w:num w:numId="6" w16cid:durableId="1847397407">
+    <w:abstractNumId w:val="10"/>
+  </w:num>
+  <w:num w:numId="7" w16cid:durableId="537552107">
+    <w:abstractNumId w:val="4"/>
+  </w:num>
+  <w:num w:numId="8" w16cid:durableId="948774616">
+    <w:abstractNumId w:val="7"/>
+  </w:num>
+  <w:num w:numId="9" w16cid:durableId="521818524">
     <w:abstractNumId w:val="5"/>
   </w:num>
-  <w:num w:numId="2" w16cid:durableId="85424684">
-    <w:abstractNumId w:val="7"/>
-  </w:num>
-  <w:num w:numId="3" w16cid:durableId="1494178667">
+  <w:num w:numId="10" w16cid:durableId="2080596052">
     <w:abstractNumId w:val="1"/>
   </w:num>
-  <w:num w:numId="4" w16cid:durableId="1735664940">
-    <w:abstractNumId w:val="8"/>
-  </w:num>
-  <w:num w:numId="5" w16cid:durableId="2020816725">
-    <w:abstractNumId w:val="2"/>
-  </w:num>
-  <w:num w:numId="6" w16cid:durableId="1847397407">
-    <w:abstractNumId w:val="9"/>
-  </w:num>
-  <w:num w:numId="7" w16cid:durableId="537552107">
-    <w:abstractNumId w:val="3"/>
-  </w:num>
-  <w:num w:numId="8" w16cid:durableId="948774616">
-    <w:abstractNumId w:val="6"/>
-  </w:num>
-  <w:num w:numId="9" w16cid:durableId="521818524">
-    <w:abstractNumId w:val="4"/>
-  </w:num>
-  <w:num w:numId="10" w16cid:durableId="2080596052">
+  <w:num w:numId="11" w16cid:durableId="381095212">
     <w:abstractNumId w:val="0"/>
   </w:num>
 </w:numbering>
@@ -4662,6 +4842,17 @@
       <w:sz w:val="19"/>
     </w:rPr>
   </w:style>
+  <w:style w:type="character" w:styleId="Hyperlink">
+    <w:name w:val="Hyperlink"/>
+    <w:basedOn w:val="DefaultParagraphFont"/>
+    <w:uiPriority w:val="99"/>
+    <w:unhideWhenUsed/>
+    <w:rsid w:val="0057529D"/>
+    <w:rPr>
+      <w:color w:val="0000FF" w:themeColor="hyperlink"/>
+      <w:u w:val="single"/>
+    </w:rPr>
+  </w:style>
 </w:styles>
 </file>
 
